--- a/AI.docx
+++ b/AI.docx
@@ -290,6 +290,1966 @@
         </w:rPr>
         <w:t>Xây dựng giao diện</w:t>
       </w:r>
+    </w:p>
+    <w:p>
+      <w:pPr>
+        <w:jc w:val="left"/>
+        <w:rPr>
+          <w:rFonts w:ascii="Times New Roman" w:hAnsi="Times New Roman" w:cs="Times New Roman"/>
+          <w:sz w:val="32"/>
+          <w:szCs w:val="32"/>
+          <w:lang w:val="vi-VN"/>
+        </w:rPr>
+      </w:pPr>
+    </w:p>
+    <w:p>
+      <w:pPr>
+        <w:jc w:val="left"/>
+        <w:rPr>
+          <w:rFonts w:ascii="Times New Roman" w:hAnsi="Times New Roman" w:cs="Times New Roman"/>
+          <w:sz w:val="32"/>
+          <w:szCs w:val="32"/>
+          <w:lang w:val="vi-VN"/>
+        </w:rPr>
+      </w:pPr>
+    </w:p>
+    <w:p>
+      <w:pPr>
+        <w:jc w:val="left"/>
+        <w:rPr>
+          <w:rFonts w:ascii="Times New Roman" w:hAnsi="Times New Roman" w:cs="Times New Roman"/>
+          <w:b/>
+          <w:bCs/>
+          <w:sz w:val="32"/>
+          <w:szCs w:val="32"/>
+          <w:lang w:val="vi-VN"/>
+        </w:rPr>
+      </w:pPr>
+      <w:r>
+        <w:rPr>
+          <w:rFonts w:ascii="Times New Roman" w:hAnsi="Times New Roman" w:cs="Times New Roman"/>
+          <w:b/>
+          <w:bCs/>
+          <w:sz w:val="32"/>
+          <w:szCs w:val="32"/>
+          <w:lang w:val="vi-VN"/>
+        </w:rPr>
+        <w:t>Trang Chủ (Home)</w:t>
+      </w:r>
+    </w:p>
+    <w:p>
+      <w:pPr>
+        <w:jc w:val="left"/>
+        <w:rPr>
+          <w:rFonts w:ascii="Times New Roman" w:hAnsi="Times New Roman" w:cs="Times New Roman"/>
+          <w:b/>
+          <w:bCs/>
+          <w:sz w:val="32"/>
+          <w:szCs w:val="32"/>
+          <w:lang w:val="vi-VN"/>
+        </w:rPr>
+      </w:pPr>
+      <w:r>
+        <w:rPr>
+          <w:rFonts w:ascii="Times New Roman" w:hAnsi="Times New Roman" w:cs="Times New Roman"/>
+          <w:b/>
+          <w:bCs/>
+          <w:sz w:val="32"/>
+          <w:szCs w:val="32"/>
+          <w:lang w:val="vi-VN"/>
+        </w:rPr>
+        <w:t>Chào mừng đến với VHomestay - Nơi nghỉ dưỡng tuyệt vời</w:t>
+      </w:r>
+    </w:p>
+    <w:p>
+      <w:pPr>
+        <w:jc w:val="left"/>
+        <w:rPr>
+          <w:rFonts w:ascii="Times New Roman" w:hAnsi="Times New Roman" w:cs="Times New Roman"/>
+          <w:sz w:val="32"/>
+          <w:szCs w:val="32"/>
+          <w:lang w:val="vi-VN"/>
+        </w:rPr>
+      </w:pPr>
+      <w:r>
+        <w:rPr>
+          <w:rFonts w:ascii="Times New Roman" w:hAnsi="Times New Roman" w:cs="Times New Roman"/>
+          <w:sz w:val="32"/>
+          <w:szCs w:val="32"/>
+          <w:lang w:val="vi-VN"/>
+        </w:rPr>
+        <w:t xml:space="preserve">Chào mừng bạn đến với </w:t>
+      </w:r>
+      <w:r>
+        <w:rPr>
+          <w:rFonts w:ascii="Times New Roman" w:hAnsi="Times New Roman" w:cs="Times New Roman"/>
+          <w:b/>
+          <w:bCs/>
+          <w:sz w:val="32"/>
+          <w:szCs w:val="32"/>
+          <w:lang w:val="vi-VN"/>
+        </w:rPr>
+        <w:t>VHomestay</w:t>
+      </w:r>
+      <w:r>
+        <w:rPr>
+          <w:rFonts w:ascii="Times New Roman" w:hAnsi="Times New Roman" w:cs="Times New Roman"/>
+          <w:sz w:val="32"/>
+          <w:szCs w:val="32"/>
+          <w:lang w:val="vi-VN"/>
+        </w:rPr>
+        <w:t>, một không gian nghỉ dưỡng độc đáo, nơi bạn sẽ tìm thấy sự thư giãn, ấm cúng, và sự kết nối với thiên nhiên. Tại đây, chúng tôi cam kết mang đến cho bạn một trải nghiệm nghỉ ngơi tuyệt vời với dịch vụ tận tình, không gian sang trọng nhưng gần gũi và giá cả hợp lý.</w:t>
+      </w:r>
+    </w:p>
+    <w:p>
+      <w:pPr>
+        <w:jc w:val="left"/>
+        <w:rPr>
+          <w:rFonts w:ascii="Times New Roman" w:hAnsi="Times New Roman" w:cs="Times New Roman"/>
+          <w:sz w:val="32"/>
+          <w:szCs w:val="32"/>
+        </w:rPr>
+      </w:pPr>
+      <w:r>
+        <w:rPr>
+          <w:rFonts w:ascii="Times New Roman" w:hAnsi="Times New Roman" w:cs="Times New Roman"/>
+          <w:sz w:val="32"/>
+          <w:szCs w:val="32"/>
+        </w:rPr>
+        <w:pict w14:anchorId="2F340B4E">
+          <v:rect id="_x0000_i1091" style="width:0;height:1.5pt" o:hralign="center" o:hrstd="t" o:hr="t" fillcolor="#a0a0a0" stroked="f"/>
+        </w:pict>
+      </w:r>
+    </w:p>
+    <w:p>
+      <w:pPr>
+        <w:jc w:val="left"/>
+        <w:rPr>
+          <w:rFonts w:ascii="Times New Roman" w:hAnsi="Times New Roman" w:cs="Times New Roman"/>
+          <w:b/>
+          <w:bCs/>
+          <w:sz w:val="32"/>
+          <w:szCs w:val="32"/>
+        </w:rPr>
+      </w:pPr>
+      <w:r>
+        <w:rPr>
+          <w:rFonts w:ascii="Times New Roman" w:hAnsi="Times New Roman" w:cs="Times New Roman"/>
+          <w:b/>
+          <w:bCs/>
+          <w:sz w:val="32"/>
+          <w:szCs w:val="32"/>
+        </w:rPr>
+        <w:t>Khám Phá Không Gian Ấm Cúng tại VHomestay</w:t>
+      </w:r>
+    </w:p>
+    <w:p>
+      <w:pPr>
+        <w:jc w:val="left"/>
+        <w:rPr>
+          <w:rFonts w:ascii="Times New Roman" w:hAnsi="Times New Roman" w:cs="Times New Roman"/>
+          <w:sz w:val="32"/>
+          <w:szCs w:val="32"/>
+        </w:rPr>
+      </w:pPr>
+      <w:r>
+        <w:rPr>
+          <w:rFonts w:ascii="Times New Roman" w:hAnsi="Times New Roman" w:cs="Times New Roman"/>
+          <w:b/>
+          <w:bCs/>
+          <w:sz w:val="32"/>
+          <w:szCs w:val="32"/>
+        </w:rPr>
+        <w:t>VHomestay</w:t>
+      </w:r>
+      <w:r>
+        <w:rPr>
+          <w:rFonts w:ascii="Times New Roman" w:hAnsi="Times New Roman" w:cs="Times New Roman"/>
+          <w:sz w:val="32"/>
+          <w:szCs w:val="32"/>
+        </w:rPr>
+        <w:t xml:space="preserve"> không chỉ là nơi bạn dừng chân sau một chuyến du lịch dài mà còn là một không gian nghỉ dưỡng lý tưởng để thư giãn, tái tạo năng lượng và khám phá những điều mới mẻ. Các phòng nghỉ của chúng tôi được thiết kế với phong cách hiện đại, tinh tế nhưng vẫn giữ được vẻ đẹp mộc mạc, gần gũi. Hãy để chúng tôi giúp bạn có một kỳ nghỉ tuyệt vời.</w:t>
+      </w:r>
+    </w:p>
+    <w:p>
+      <w:pPr>
+        <w:jc w:val="left"/>
+        <w:rPr>
+          <w:rFonts w:ascii="Times New Roman" w:hAnsi="Times New Roman" w:cs="Times New Roman"/>
+          <w:sz w:val="32"/>
+          <w:szCs w:val="32"/>
+        </w:rPr>
+      </w:pPr>
+      <w:r>
+        <w:rPr>
+          <w:rFonts w:ascii="Times New Roman" w:hAnsi="Times New Roman" w:cs="Times New Roman"/>
+          <w:sz w:val="32"/>
+          <w:szCs w:val="32"/>
+        </w:rPr>
+        <w:pict w14:anchorId="7AA26AC0">
+          <v:rect id="_x0000_i1092" style="width:0;height:1.5pt" o:hralign="center" o:hrstd="t" o:hr="t" fillcolor="#a0a0a0" stroked="f"/>
+        </w:pict>
+      </w:r>
+    </w:p>
+    <w:p>
+      <w:pPr>
+        <w:jc w:val="left"/>
+        <w:rPr>
+          <w:rFonts w:ascii="Times New Roman" w:hAnsi="Times New Roman" w:cs="Times New Roman"/>
+          <w:b/>
+          <w:bCs/>
+          <w:sz w:val="32"/>
+          <w:szCs w:val="32"/>
+        </w:rPr>
+      </w:pPr>
+      <w:r>
+        <w:rPr>
+          <w:rFonts w:ascii="Times New Roman" w:hAnsi="Times New Roman" w:cs="Times New Roman"/>
+          <w:b/>
+          <w:bCs/>
+          <w:sz w:val="32"/>
+          <w:szCs w:val="32"/>
+        </w:rPr>
+        <w:t>Phòng Nghỉ Tiện Nghi - Không Gian Thư Giãn Lý Tưởng</w:t>
+      </w:r>
+    </w:p>
+    <w:p>
+      <w:pPr>
+        <w:jc w:val="left"/>
+        <w:rPr>
+          <w:rFonts w:ascii="Times New Roman" w:hAnsi="Times New Roman" w:cs="Times New Roman"/>
+          <w:sz w:val="32"/>
+          <w:szCs w:val="32"/>
+        </w:rPr>
+      </w:pPr>
+      <w:r>
+        <w:rPr>
+          <w:rFonts w:ascii="Times New Roman" w:hAnsi="Times New Roman" w:cs="Times New Roman"/>
+          <w:sz w:val="32"/>
+          <w:szCs w:val="32"/>
+        </w:rPr>
+        <w:lastRenderedPageBreak/>
+        <w:t xml:space="preserve">Tại </w:t>
+      </w:r>
+      <w:r>
+        <w:rPr>
+          <w:rFonts w:ascii="Times New Roman" w:hAnsi="Times New Roman" w:cs="Times New Roman"/>
+          <w:b/>
+          <w:bCs/>
+          <w:sz w:val="32"/>
+          <w:szCs w:val="32"/>
+        </w:rPr>
+        <w:t>VHomestay</w:t>
+      </w:r>
+      <w:r>
+        <w:rPr>
+          <w:rFonts w:ascii="Times New Roman" w:hAnsi="Times New Roman" w:cs="Times New Roman"/>
+          <w:sz w:val="32"/>
+          <w:szCs w:val="32"/>
+        </w:rPr>
+        <w:t>, mỗi phòng nghỉ đều được trang bị đầy đủ tiện nghi hiện đại để đảm bảo bạn có một kỳ nghỉ thoải mái nhất. Chúng tôi cung cấp các loại phòng đa dạng, từ phòng đơn cho cá nhân đến phòng đôi, phòng gia đình. Tất cả đều có cửa sổ lớn để đón ánh sáng tự nhiên, tạo không gian thoáng đãng và dễ chịu. Ngoài ra, mỗi phòng đều có các tiện ích như:</w:t>
+      </w:r>
+    </w:p>
+    <w:p>
+      <w:pPr>
+        <w:numPr>
+          <w:ilvl w:val="0"/>
+          <w:numId w:val="5"/>
+        </w:numPr>
+        <w:jc w:val="left"/>
+        <w:rPr>
+          <w:rFonts w:ascii="Times New Roman" w:hAnsi="Times New Roman" w:cs="Times New Roman"/>
+          <w:sz w:val="32"/>
+          <w:szCs w:val="32"/>
+        </w:rPr>
+      </w:pPr>
+      <w:r>
+        <w:rPr>
+          <w:rFonts w:ascii="Times New Roman" w:hAnsi="Times New Roman" w:cs="Times New Roman"/>
+          <w:sz w:val="32"/>
+          <w:szCs w:val="32"/>
+        </w:rPr>
+        <w:t>Điều hòa không khí, wifi miễn phí</w:t>
+      </w:r>
+    </w:p>
+    <w:p>
+      <w:pPr>
+        <w:numPr>
+          <w:ilvl w:val="0"/>
+          <w:numId w:val="5"/>
+        </w:numPr>
+        <w:jc w:val="left"/>
+        <w:rPr>
+          <w:rFonts w:ascii="Times New Roman" w:hAnsi="Times New Roman" w:cs="Times New Roman"/>
+          <w:sz w:val="32"/>
+          <w:szCs w:val="32"/>
+        </w:rPr>
+      </w:pPr>
+      <w:r>
+        <w:rPr>
+          <w:rFonts w:ascii="Times New Roman" w:hAnsi="Times New Roman" w:cs="Times New Roman"/>
+          <w:sz w:val="32"/>
+          <w:szCs w:val="32"/>
+        </w:rPr>
+        <w:t>TV màn hình phẳng, minibar, phòng tắm riêng với các sản phẩm chăm sóc sức khỏe cao cấp</w:t>
+      </w:r>
+    </w:p>
+    <w:p>
+      <w:pPr>
+        <w:numPr>
+          <w:ilvl w:val="0"/>
+          <w:numId w:val="5"/>
+        </w:numPr>
+        <w:jc w:val="left"/>
+        <w:rPr>
+          <w:rFonts w:ascii="Times New Roman" w:hAnsi="Times New Roman" w:cs="Times New Roman"/>
+          <w:sz w:val="32"/>
+          <w:szCs w:val="32"/>
+        </w:rPr>
+      </w:pPr>
+      <w:r>
+        <w:rPr>
+          <w:rFonts w:ascii="Times New Roman" w:hAnsi="Times New Roman" w:cs="Times New Roman"/>
+          <w:sz w:val="32"/>
+          <w:szCs w:val="32"/>
+        </w:rPr>
+        <w:t>Dịch vụ giặt ủi và dọn phòng hàng ngày</w:t>
+      </w:r>
+    </w:p>
+    <w:p>
+      <w:pPr>
+        <w:jc w:val="left"/>
+        <w:rPr>
+          <w:rFonts w:ascii="Times New Roman" w:hAnsi="Times New Roman" w:cs="Times New Roman"/>
+          <w:sz w:val="32"/>
+          <w:szCs w:val="32"/>
+        </w:rPr>
+      </w:pPr>
+      <w:r>
+        <w:rPr>
+          <w:rFonts w:ascii="Times New Roman" w:hAnsi="Times New Roman" w:cs="Times New Roman"/>
+          <w:sz w:val="32"/>
+          <w:szCs w:val="32"/>
+        </w:rPr>
+        <w:pict w14:anchorId="43E64987">
+          <v:rect id="_x0000_i1093" style="width:0;height:1.5pt" o:hralign="center" o:hrstd="t" o:hr="t" fillcolor="#a0a0a0" stroked="f"/>
+        </w:pict>
+      </w:r>
+    </w:p>
+    <w:p>
+      <w:pPr>
+        <w:jc w:val="left"/>
+        <w:rPr>
+          <w:rFonts w:ascii="Times New Roman" w:hAnsi="Times New Roman" w:cs="Times New Roman"/>
+          <w:b/>
+          <w:bCs/>
+          <w:sz w:val="32"/>
+          <w:szCs w:val="32"/>
+        </w:rPr>
+      </w:pPr>
+      <w:r>
+        <w:rPr>
+          <w:rFonts w:ascii="Times New Roman" w:hAnsi="Times New Roman" w:cs="Times New Roman"/>
+          <w:b/>
+          <w:bCs/>
+          <w:sz w:val="32"/>
+          <w:szCs w:val="32"/>
+        </w:rPr>
+        <w:t>Dịch Vụ Chuyên Nghiệp - Đảm Bảo Sự Hài Lòng</w:t>
+      </w:r>
+    </w:p>
+    <w:p>
+      <w:pPr>
+        <w:jc w:val="left"/>
+        <w:rPr>
+          <w:rFonts w:ascii="Times New Roman" w:hAnsi="Times New Roman" w:cs="Times New Roman"/>
+          <w:sz w:val="32"/>
+          <w:szCs w:val="32"/>
+        </w:rPr>
+      </w:pPr>
+      <w:r>
+        <w:rPr>
+          <w:rFonts w:ascii="Times New Roman" w:hAnsi="Times New Roman" w:cs="Times New Roman"/>
+          <w:sz w:val="32"/>
+          <w:szCs w:val="32"/>
+        </w:rPr>
+        <w:t>Chúng tôi cam kết mang đến cho bạn trải nghiệm dịch vụ tuyệt vời và sự chăm sóc chu đáo, từ lúc bạn đặt phòng cho đến khi bạn rời đi. Đội ngũ nhân viên của chúng tôi luôn sẵn sàng hỗ trợ bạn 24/7 để đảm bảo rằng mọi yêu cầu của bạn đều được đáp ứng.</w:t>
+      </w:r>
+    </w:p>
+    <w:p>
+      <w:pPr>
+        <w:jc w:val="left"/>
+        <w:rPr>
+          <w:rFonts w:ascii="Times New Roman" w:hAnsi="Times New Roman" w:cs="Times New Roman"/>
+          <w:sz w:val="32"/>
+          <w:szCs w:val="32"/>
+        </w:rPr>
+      </w:pPr>
+      <w:r>
+        <w:rPr>
+          <w:rFonts w:ascii="Times New Roman" w:hAnsi="Times New Roman" w:cs="Times New Roman"/>
+          <w:sz w:val="32"/>
+          <w:szCs w:val="32"/>
+        </w:rPr>
+        <w:t xml:space="preserve">Bên cạnh đó, </w:t>
+      </w:r>
+      <w:r>
+        <w:rPr>
+          <w:rFonts w:ascii="Times New Roman" w:hAnsi="Times New Roman" w:cs="Times New Roman"/>
+          <w:b/>
+          <w:bCs/>
+          <w:sz w:val="32"/>
+          <w:szCs w:val="32"/>
+        </w:rPr>
+        <w:t>VHomestay</w:t>
+      </w:r>
+      <w:r>
+        <w:rPr>
+          <w:rFonts w:ascii="Times New Roman" w:hAnsi="Times New Roman" w:cs="Times New Roman"/>
+          <w:sz w:val="32"/>
+          <w:szCs w:val="32"/>
+        </w:rPr>
+        <w:t xml:space="preserve"> cũng cung cấp các dịch vụ đặc biệt như:</w:t>
+      </w:r>
+    </w:p>
+    <w:p>
+      <w:pPr>
+        <w:numPr>
+          <w:ilvl w:val="0"/>
+          <w:numId w:val="6"/>
+        </w:numPr>
+        <w:jc w:val="left"/>
+        <w:rPr>
+          <w:rFonts w:ascii="Times New Roman" w:hAnsi="Times New Roman" w:cs="Times New Roman"/>
+          <w:sz w:val="32"/>
+          <w:szCs w:val="32"/>
+        </w:rPr>
+      </w:pPr>
+      <w:r>
+        <w:rPr>
+          <w:rFonts w:ascii="Times New Roman" w:hAnsi="Times New Roman" w:cs="Times New Roman"/>
+          <w:sz w:val="32"/>
+          <w:szCs w:val="32"/>
+        </w:rPr>
+        <w:t>Đưa đón sân bay, tour du lịch địa phương</w:t>
+      </w:r>
+    </w:p>
+    <w:p>
+      <w:pPr>
+        <w:numPr>
+          <w:ilvl w:val="0"/>
+          <w:numId w:val="6"/>
+        </w:numPr>
+        <w:jc w:val="left"/>
+        <w:rPr>
+          <w:rFonts w:ascii="Times New Roman" w:hAnsi="Times New Roman" w:cs="Times New Roman"/>
+          <w:sz w:val="32"/>
+          <w:szCs w:val="32"/>
+        </w:rPr>
+      </w:pPr>
+      <w:r>
+        <w:rPr>
+          <w:rFonts w:ascii="Times New Roman" w:hAnsi="Times New Roman" w:cs="Times New Roman"/>
+          <w:sz w:val="32"/>
+          <w:szCs w:val="32"/>
+        </w:rPr>
+        <w:t>Dịch vụ massage thư giãn</w:t>
+      </w:r>
+    </w:p>
+    <w:p>
+      <w:pPr>
+        <w:numPr>
+          <w:ilvl w:val="0"/>
+          <w:numId w:val="6"/>
+        </w:numPr>
+        <w:jc w:val="left"/>
+        <w:rPr>
+          <w:rFonts w:ascii="Times New Roman" w:hAnsi="Times New Roman" w:cs="Times New Roman"/>
+          <w:sz w:val="32"/>
+          <w:szCs w:val="32"/>
+        </w:rPr>
+      </w:pPr>
+      <w:r>
+        <w:rPr>
+          <w:rFonts w:ascii="Times New Roman" w:hAnsi="Times New Roman" w:cs="Times New Roman"/>
+          <w:sz w:val="32"/>
+          <w:szCs w:val="32"/>
+        </w:rPr>
+        <w:t>Tổ chức sự kiện, tiệc cưới, hội nghị</w:t>
+      </w:r>
+    </w:p>
+    <w:p>
+      <w:pPr>
+        <w:jc w:val="left"/>
+        <w:rPr>
+          <w:rFonts w:ascii="Times New Roman" w:hAnsi="Times New Roman" w:cs="Times New Roman"/>
+          <w:sz w:val="32"/>
+          <w:szCs w:val="32"/>
+        </w:rPr>
+      </w:pPr>
+      <w:r>
+        <w:rPr>
+          <w:rFonts w:ascii="Times New Roman" w:hAnsi="Times New Roman" w:cs="Times New Roman"/>
+          <w:sz w:val="32"/>
+          <w:szCs w:val="32"/>
+        </w:rPr>
+        <w:pict w14:anchorId="749F8A98">
+          <v:rect id="_x0000_i1094" style="width:0;height:1.5pt" o:hralign="center" o:hrstd="t" o:hr="t" fillcolor="#a0a0a0" stroked="f"/>
+        </w:pict>
+      </w:r>
+    </w:p>
+    <w:p>
+      <w:pPr>
+        <w:jc w:val="left"/>
+        <w:rPr>
+          <w:rFonts w:ascii="Times New Roman" w:hAnsi="Times New Roman" w:cs="Times New Roman"/>
+          <w:b/>
+          <w:bCs/>
+          <w:sz w:val="32"/>
+          <w:szCs w:val="32"/>
+        </w:rPr>
+      </w:pPr>
+      <w:r>
+        <w:rPr>
+          <w:rFonts w:ascii="Times New Roman" w:hAnsi="Times New Roman" w:cs="Times New Roman"/>
+          <w:b/>
+          <w:bCs/>
+          <w:sz w:val="32"/>
+          <w:szCs w:val="32"/>
+        </w:rPr>
+        <w:t>Khám Phá Vị Trí Lý Tưởng</w:t>
+      </w:r>
+    </w:p>
+    <w:p>
+      <w:pPr>
+        <w:jc w:val="left"/>
+        <w:rPr>
+          <w:rFonts w:ascii="Times New Roman" w:hAnsi="Times New Roman" w:cs="Times New Roman"/>
+          <w:sz w:val="32"/>
+          <w:szCs w:val="32"/>
+        </w:rPr>
+      </w:pPr>
+      <w:r>
+        <w:rPr>
+          <w:rFonts w:ascii="Times New Roman" w:hAnsi="Times New Roman" w:cs="Times New Roman"/>
+          <w:b/>
+          <w:bCs/>
+          <w:sz w:val="32"/>
+          <w:szCs w:val="32"/>
+        </w:rPr>
+        <w:t>VHomestay</w:t>
+      </w:r>
+      <w:r>
+        <w:rPr>
+          <w:rFonts w:ascii="Times New Roman" w:hAnsi="Times New Roman" w:cs="Times New Roman"/>
+          <w:sz w:val="32"/>
+          <w:szCs w:val="32"/>
+        </w:rPr>
+        <w:t xml:space="preserve"> tọa lạc tại vị trí chiến lược, dễ dàng di chuyển đến các điểm du lịch nổi tiếng. Bạn có thể thăm thú các địa điểm văn hóa, tham gia các hoạt động ngoài trời hoặc chỉ đơn giản là thư giãn tại homestay. Hãy để chúng tôi giúp bạn khám phá vẻ đẹp của vùng đất này!</w:t>
+      </w:r>
+    </w:p>
+    <w:p>
+      <w:pPr>
+        <w:jc w:val="left"/>
+        <w:rPr>
+          <w:rFonts w:ascii="Times New Roman" w:hAnsi="Times New Roman" w:cs="Times New Roman"/>
+          <w:sz w:val="32"/>
+          <w:szCs w:val="32"/>
+        </w:rPr>
+      </w:pPr>
+      <w:r>
+        <w:rPr>
+          <w:rFonts w:ascii="Times New Roman" w:hAnsi="Times New Roman" w:cs="Times New Roman"/>
+          <w:sz w:val="32"/>
+          <w:szCs w:val="32"/>
+        </w:rPr>
+        <w:pict w14:anchorId="2794DF28">
+          <v:rect id="_x0000_i1095" style="width:0;height:1.5pt" o:hralign="center" o:hrstd="t" o:hr="t" fillcolor="#a0a0a0" stroked="f"/>
+        </w:pict>
+      </w:r>
+    </w:p>
+    <w:p>
+      <w:pPr>
+        <w:jc w:val="left"/>
+        <w:rPr>
+          <w:rFonts w:ascii="Times New Roman" w:hAnsi="Times New Roman" w:cs="Times New Roman"/>
+          <w:b/>
+          <w:bCs/>
+          <w:sz w:val="32"/>
+          <w:szCs w:val="32"/>
+        </w:rPr>
+      </w:pPr>
+      <w:r>
+        <w:rPr>
+          <w:rFonts w:ascii="Times New Roman" w:hAnsi="Times New Roman" w:cs="Times New Roman"/>
+          <w:b/>
+          <w:bCs/>
+          <w:sz w:val="32"/>
+          <w:szCs w:val="32"/>
+        </w:rPr>
+        <w:t>Vì Sao Nên Chọn VHomestay?</w:t>
+      </w:r>
+    </w:p>
+    <w:p>
+      <w:pPr>
+        <w:numPr>
+          <w:ilvl w:val="0"/>
+          <w:numId w:val="7"/>
+        </w:numPr>
+        <w:jc w:val="left"/>
+        <w:rPr>
+          <w:rFonts w:ascii="Times New Roman" w:hAnsi="Times New Roman" w:cs="Times New Roman"/>
+          <w:sz w:val="32"/>
+          <w:szCs w:val="32"/>
+        </w:rPr>
+      </w:pPr>
+      <w:r>
+        <w:rPr>
+          <w:rFonts w:ascii="Times New Roman" w:hAnsi="Times New Roman" w:cs="Times New Roman"/>
+          <w:b/>
+          <w:bCs/>
+          <w:sz w:val="32"/>
+          <w:szCs w:val="32"/>
+        </w:rPr>
+        <w:t>Không gian ấm cúng, gần gũi</w:t>
+      </w:r>
+      <w:r>
+        <w:rPr>
+          <w:rFonts w:ascii="Times New Roman" w:hAnsi="Times New Roman" w:cs="Times New Roman"/>
+          <w:sz w:val="32"/>
+          <w:szCs w:val="32"/>
+        </w:rPr>
+        <w:t xml:space="preserve"> – Chúng tôi muốn bạn cảm thấy như ở nhà khi đến với chúng tôi.</w:t>
+      </w:r>
+    </w:p>
+    <w:p>
+      <w:pPr>
+        <w:numPr>
+          <w:ilvl w:val="0"/>
+          <w:numId w:val="7"/>
+        </w:numPr>
+        <w:jc w:val="left"/>
+        <w:rPr>
+          <w:rFonts w:ascii="Times New Roman" w:hAnsi="Times New Roman" w:cs="Times New Roman"/>
+          <w:sz w:val="32"/>
+          <w:szCs w:val="32"/>
+        </w:rPr>
+      </w:pPr>
+      <w:r>
+        <w:rPr>
+          <w:rFonts w:ascii="Times New Roman" w:hAnsi="Times New Roman" w:cs="Times New Roman"/>
+          <w:b/>
+          <w:bCs/>
+          <w:sz w:val="32"/>
+          <w:szCs w:val="32"/>
+        </w:rPr>
+        <w:t>Dịch vụ tận tâm</w:t>
+      </w:r>
+      <w:r>
+        <w:rPr>
+          <w:rFonts w:ascii="Times New Roman" w:hAnsi="Times New Roman" w:cs="Times New Roman"/>
+          <w:sz w:val="32"/>
+          <w:szCs w:val="32"/>
+        </w:rPr>
+        <w:t xml:space="preserve"> – Đội ngũ nhân viên luôn sẵn sàng để hỗ trợ bạn trong suốt kỳ nghỉ.</w:t>
+      </w:r>
+    </w:p>
+    <w:p>
+      <w:pPr>
+        <w:numPr>
+          <w:ilvl w:val="0"/>
+          <w:numId w:val="7"/>
+        </w:numPr>
+        <w:jc w:val="left"/>
+        <w:rPr>
+          <w:rFonts w:ascii="Times New Roman" w:hAnsi="Times New Roman" w:cs="Times New Roman"/>
+          <w:sz w:val="32"/>
+          <w:szCs w:val="32"/>
+        </w:rPr>
+      </w:pPr>
+      <w:r>
+        <w:rPr>
+          <w:rFonts w:ascii="Times New Roman" w:hAnsi="Times New Roman" w:cs="Times New Roman"/>
+          <w:b/>
+          <w:bCs/>
+          <w:sz w:val="32"/>
+          <w:szCs w:val="32"/>
+        </w:rPr>
+        <w:t>Giá cả hợp lý</w:t>
+      </w:r>
+      <w:r>
+        <w:rPr>
+          <w:rFonts w:ascii="Times New Roman" w:hAnsi="Times New Roman" w:cs="Times New Roman"/>
+          <w:sz w:val="32"/>
+          <w:szCs w:val="32"/>
+        </w:rPr>
+        <w:t xml:space="preserve"> – Chúng tôi cung cấp các gói nghỉ dưỡng với mức giá hợp lý, phù hợp với mọi đối tượng khách hàng.</w:t>
+      </w:r>
+    </w:p>
+    <w:p>
+      <w:pPr>
+        <w:numPr>
+          <w:ilvl w:val="0"/>
+          <w:numId w:val="7"/>
+        </w:numPr>
+        <w:jc w:val="left"/>
+        <w:rPr>
+          <w:rFonts w:ascii="Times New Roman" w:hAnsi="Times New Roman" w:cs="Times New Roman"/>
+          <w:sz w:val="32"/>
+          <w:szCs w:val="32"/>
+        </w:rPr>
+      </w:pPr>
+      <w:r>
+        <w:rPr>
+          <w:rFonts w:ascii="Times New Roman" w:hAnsi="Times New Roman" w:cs="Times New Roman"/>
+          <w:b/>
+          <w:bCs/>
+          <w:sz w:val="32"/>
+          <w:szCs w:val="32"/>
+        </w:rPr>
+        <w:lastRenderedPageBreak/>
+        <w:t>Vị trí lý tưởng</w:t>
+      </w:r>
+      <w:r>
+        <w:rPr>
+          <w:rFonts w:ascii="Times New Roman" w:hAnsi="Times New Roman" w:cs="Times New Roman"/>
+          <w:sz w:val="32"/>
+          <w:szCs w:val="32"/>
+        </w:rPr>
+        <w:t xml:space="preserve"> – Dễ dàng di chuyển đến các điểm du lịch nổi tiếng trong khu vực.</w:t>
+      </w:r>
+    </w:p>
+    <w:p>
+      <w:pPr>
+        <w:jc w:val="left"/>
+        <w:rPr>
+          <w:rFonts w:ascii="Times New Roman" w:hAnsi="Times New Roman" w:cs="Times New Roman"/>
+          <w:sz w:val="32"/>
+          <w:szCs w:val="32"/>
+        </w:rPr>
+      </w:pPr>
+      <w:r>
+        <w:rPr>
+          <w:rFonts w:ascii="Times New Roman" w:hAnsi="Times New Roman" w:cs="Times New Roman"/>
+          <w:sz w:val="32"/>
+          <w:szCs w:val="32"/>
+        </w:rPr>
+        <w:pict w14:anchorId="1541D7C7">
+          <v:rect id="_x0000_i1096" style="width:0;height:1.5pt" o:hralign="center" o:hrstd="t" o:hr="t" fillcolor="#a0a0a0" stroked="f"/>
+        </w:pict>
+      </w:r>
+    </w:p>
+    <w:p>
+      <w:pPr>
+        <w:jc w:val="left"/>
+        <w:rPr>
+          <w:rFonts w:ascii="Times New Roman" w:hAnsi="Times New Roman" w:cs="Times New Roman"/>
+          <w:b/>
+          <w:bCs/>
+          <w:sz w:val="32"/>
+          <w:szCs w:val="32"/>
+        </w:rPr>
+      </w:pPr>
+      <w:r>
+        <w:rPr>
+          <w:rFonts w:ascii="Times New Roman" w:hAnsi="Times New Roman" w:cs="Times New Roman"/>
+          <w:b/>
+          <w:bCs/>
+          <w:sz w:val="32"/>
+          <w:szCs w:val="32"/>
+        </w:rPr>
+        <w:t>Hãy Đặt Phòng Ngay Hôm Nay!</w:t>
+      </w:r>
+    </w:p>
+    <w:p>
+      <w:pPr>
+        <w:jc w:val="left"/>
+        <w:rPr>
+          <w:rFonts w:ascii="Times New Roman" w:hAnsi="Times New Roman" w:cs="Times New Roman"/>
+          <w:sz w:val="32"/>
+          <w:szCs w:val="32"/>
+        </w:rPr>
+      </w:pPr>
+      <w:r>
+        <w:rPr>
+          <w:rFonts w:ascii="Times New Roman" w:hAnsi="Times New Roman" w:cs="Times New Roman"/>
+          <w:sz w:val="32"/>
+          <w:szCs w:val="32"/>
+        </w:rPr>
+        <w:t xml:space="preserve">Chúng tôi tin rằng </w:t>
+      </w:r>
+      <w:r>
+        <w:rPr>
+          <w:rFonts w:ascii="Times New Roman" w:hAnsi="Times New Roman" w:cs="Times New Roman"/>
+          <w:b/>
+          <w:bCs/>
+          <w:sz w:val="32"/>
+          <w:szCs w:val="32"/>
+        </w:rPr>
+        <w:t>VHomestay</w:t>
+      </w:r>
+      <w:r>
+        <w:rPr>
+          <w:rFonts w:ascii="Times New Roman" w:hAnsi="Times New Roman" w:cs="Times New Roman"/>
+          <w:sz w:val="32"/>
+          <w:szCs w:val="32"/>
+        </w:rPr>
+        <w:t xml:space="preserve"> sẽ mang lại cho bạn một kỳ nghỉ thật sự tuyệt vời. Hãy đặt phòng ngay hôm nay và trải nghiệm dịch vụ tuyệt vời của chúng tôi!</w:t>
+      </w:r>
+    </w:p>
+    <w:p>
+      <w:pPr>
+        <w:jc w:val="left"/>
+        <w:rPr>
+          <w:rFonts w:ascii="Times New Roman" w:hAnsi="Times New Roman" w:cs="Times New Roman"/>
+          <w:sz w:val="32"/>
+          <w:szCs w:val="32"/>
+        </w:rPr>
+      </w:pPr>
+      <w:r>
+        <w:rPr>
+          <w:rFonts w:ascii="Times New Roman" w:hAnsi="Times New Roman" w:cs="Times New Roman"/>
+          <w:sz w:val="32"/>
+          <w:szCs w:val="32"/>
+        </w:rPr>
+        <w:pict w14:anchorId="19FFA365">
+          <v:rect id="_x0000_i1097" style="width:0;height:1.5pt" o:hralign="center" o:hrstd="t" o:hr="t" fillcolor="#a0a0a0" stroked="f"/>
+        </w:pict>
+      </w:r>
+    </w:p>
+    <w:p>
+      <w:pPr>
+        <w:jc w:val="left"/>
+        <w:rPr>
+          <w:rFonts w:ascii="Times New Roman" w:hAnsi="Times New Roman" w:cs="Times New Roman"/>
+          <w:b/>
+          <w:bCs/>
+          <w:sz w:val="32"/>
+          <w:szCs w:val="32"/>
+        </w:rPr>
+      </w:pPr>
+      <w:r>
+        <w:rPr>
+          <w:rFonts w:ascii="Times New Roman" w:hAnsi="Times New Roman" w:cs="Times New Roman"/>
+          <w:b/>
+          <w:bCs/>
+          <w:sz w:val="32"/>
+          <w:szCs w:val="32"/>
+        </w:rPr>
+        <w:t>Bảng Giá Phòng</w:t>
+      </w:r>
+    </w:p>
+    <w:tbl>
+      <w:tblPr>
+        <w:tblW w:w="0" w:type="auto"/>
+        <w:tblCellSpacing w:w="15" w:type="dxa"/>
+        <w:tblCellMar>
+          <w:top w:w="15" w:type="dxa"/>
+          <w:left w:w="15" w:type="dxa"/>
+          <w:bottom w:w="15" w:type="dxa"/>
+          <w:right w:w="15" w:type="dxa"/>
+        </w:tblCellMar>
+        <w:tblLook w:val="04A0" w:firstRow="1" w:lastRow="0" w:firstColumn="1" w:lastColumn="0" w:noHBand="0" w:noVBand="1"/>
+      </w:tblPr>
+      <w:tblGrid>
+        <w:gridCol w:w="1671"/>
+        <w:gridCol w:w="1899"/>
+        <w:gridCol w:w="1161"/>
+        <w:gridCol w:w="4629"/>
+      </w:tblGrid>
+      <w:tr>
+        <w:trPr>
+          <w:tblHeader/>
+          <w:tblCellSpacing w:w="15" w:type="dxa"/>
+        </w:trPr>
+        <w:tc>
+          <w:tcPr>
+            <w:tcW w:w="0" w:type="auto"/>
+            <w:vAlign w:val="center"/>
+            <w:hideMark/>
+          </w:tcPr>
+          <w:p>
+            <w:pPr>
+              <w:jc w:val="left"/>
+              <w:rPr>
+                <w:rFonts w:ascii="Times New Roman" w:hAnsi="Times New Roman" w:cs="Times New Roman"/>
+                <w:b/>
+                <w:bCs/>
+                <w:sz w:val="32"/>
+                <w:szCs w:val="32"/>
+              </w:rPr>
+            </w:pPr>
+            <w:r>
+              <w:rPr>
+                <w:rFonts w:ascii="Times New Roman" w:hAnsi="Times New Roman" w:cs="Times New Roman"/>
+                <w:b/>
+                <w:bCs/>
+                <w:sz w:val="32"/>
+                <w:szCs w:val="32"/>
+              </w:rPr>
+              <w:t>Loại Phòng</w:t>
+            </w:r>
+          </w:p>
+        </w:tc>
+        <w:tc>
+          <w:tcPr>
+            <w:tcW w:w="0" w:type="auto"/>
+            <w:vAlign w:val="center"/>
+            <w:hideMark/>
+          </w:tcPr>
+          <w:p>
+            <w:pPr>
+              <w:jc w:val="left"/>
+              <w:rPr>
+                <w:rFonts w:ascii="Times New Roman" w:hAnsi="Times New Roman" w:cs="Times New Roman"/>
+                <w:b/>
+                <w:bCs/>
+                <w:sz w:val="32"/>
+                <w:szCs w:val="32"/>
+              </w:rPr>
+            </w:pPr>
+            <w:r>
+              <w:rPr>
+                <w:rFonts w:ascii="Times New Roman" w:hAnsi="Times New Roman" w:cs="Times New Roman"/>
+                <w:b/>
+                <w:bCs/>
+                <w:sz w:val="32"/>
+                <w:szCs w:val="32"/>
+              </w:rPr>
+              <w:t>Giá/Đêm (VND)</w:t>
+            </w:r>
+          </w:p>
+        </w:tc>
+        <w:tc>
+          <w:tcPr>
+            <w:tcW w:w="0" w:type="auto"/>
+            <w:vAlign w:val="center"/>
+            <w:hideMark/>
+          </w:tcPr>
+          <w:p>
+            <w:pPr>
+              <w:jc w:val="left"/>
+              <w:rPr>
+                <w:rFonts w:ascii="Times New Roman" w:hAnsi="Times New Roman" w:cs="Times New Roman"/>
+                <w:b/>
+                <w:bCs/>
+                <w:sz w:val="32"/>
+                <w:szCs w:val="32"/>
+              </w:rPr>
+            </w:pPr>
+            <w:r>
+              <w:rPr>
+                <w:rFonts w:ascii="Times New Roman" w:hAnsi="Times New Roman" w:cs="Times New Roman"/>
+                <w:b/>
+                <w:bCs/>
+                <w:sz w:val="32"/>
+                <w:szCs w:val="32"/>
+              </w:rPr>
+              <w:t>Số Người</w:t>
+            </w:r>
+          </w:p>
+        </w:tc>
+        <w:tc>
+          <w:tcPr>
+            <w:tcW w:w="0" w:type="auto"/>
+            <w:vAlign w:val="center"/>
+            <w:hideMark/>
+          </w:tcPr>
+          <w:p>
+            <w:pPr>
+              <w:jc w:val="left"/>
+              <w:rPr>
+                <w:rFonts w:ascii="Times New Roman" w:hAnsi="Times New Roman" w:cs="Times New Roman"/>
+                <w:b/>
+                <w:bCs/>
+                <w:sz w:val="32"/>
+                <w:szCs w:val="32"/>
+              </w:rPr>
+            </w:pPr>
+            <w:r>
+              <w:rPr>
+                <w:rFonts w:ascii="Times New Roman" w:hAnsi="Times New Roman" w:cs="Times New Roman"/>
+                <w:b/>
+                <w:bCs/>
+                <w:sz w:val="32"/>
+                <w:szCs w:val="32"/>
+              </w:rPr>
+              <w:t>Tiện Ích Chính</w:t>
+            </w:r>
+          </w:p>
+        </w:tc>
+      </w:tr>
+      <w:tr>
+        <w:trPr>
+          <w:tblCellSpacing w:w="15" w:type="dxa"/>
+        </w:trPr>
+        <w:tc>
+          <w:tcPr>
+            <w:tcW w:w="0" w:type="auto"/>
+            <w:vAlign w:val="center"/>
+            <w:hideMark/>
+          </w:tcPr>
+          <w:p>
+            <w:pPr>
+              <w:jc w:val="left"/>
+              <w:rPr>
+                <w:rFonts w:ascii="Times New Roman" w:hAnsi="Times New Roman" w:cs="Times New Roman"/>
+                <w:sz w:val="32"/>
+                <w:szCs w:val="32"/>
+              </w:rPr>
+            </w:pPr>
+            <w:r>
+              <w:rPr>
+                <w:rFonts w:ascii="Times New Roman" w:hAnsi="Times New Roman" w:cs="Times New Roman"/>
+                <w:sz w:val="32"/>
+                <w:szCs w:val="32"/>
+              </w:rPr>
+              <w:t>Phòng Đơn</w:t>
+            </w:r>
+          </w:p>
+        </w:tc>
+        <w:tc>
+          <w:tcPr>
+            <w:tcW w:w="0" w:type="auto"/>
+            <w:vAlign w:val="center"/>
+            <w:hideMark/>
+          </w:tcPr>
+          <w:p>
+            <w:pPr>
+              <w:jc w:val="left"/>
+              <w:rPr>
+                <w:rFonts w:ascii="Times New Roman" w:hAnsi="Times New Roman" w:cs="Times New Roman"/>
+                <w:sz w:val="32"/>
+                <w:szCs w:val="32"/>
+              </w:rPr>
+            </w:pPr>
+            <w:r>
+              <w:rPr>
+                <w:rFonts w:ascii="Times New Roman" w:hAnsi="Times New Roman" w:cs="Times New Roman"/>
+                <w:sz w:val="32"/>
+                <w:szCs w:val="32"/>
+              </w:rPr>
+              <w:t>800,000</w:t>
+            </w:r>
+          </w:p>
+        </w:tc>
+        <w:tc>
+          <w:tcPr>
+            <w:tcW w:w="0" w:type="auto"/>
+            <w:vAlign w:val="center"/>
+            <w:hideMark/>
+          </w:tcPr>
+          <w:p>
+            <w:pPr>
+              <w:jc w:val="left"/>
+              <w:rPr>
+                <w:rFonts w:ascii="Times New Roman" w:hAnsi="Times New Roman" w:cs="Times New Roman"/>
+                <w:sz w:val="32"/>
+                <w:szCs w:val="32"/>
+              </w:rPr>
+            </w:pPr>
+            <w:r>
+              <w:rPr>
+                <w:rFonts w:ascii="Times New Roman" w:hAnsi="Times New Roman" w:cs="Times New Roman"/>
+                <w:sz w:val="32"/>
+                <w:szCs w:val="32"/>
+              </w:rPr>
+              <w:t>1</w:t>
+            </w:r>
+          </w:p>
+        </w:tc>
+        <w:tc>
+          <w:tcPr>
+            <w:tcW w:w="0" w:type="auto"/>
+            <w:vAlign w:val="center"/>
+            <w:hideMark/>
+          </w:tcPr>
+          <w:p>
+            <w:pPr>
+              <w:jc w:val="left"/>
+              <w:rPr>
+                <w:rFonts w:ascii="Times New Roman" w:hAnsi="Times New Roman" w:cs="Times New Roman"/>
+                <w:sz w:val="32"/>
+                <w:szCs w:val="32"/>
+              </w:rPr>
+            </w:pPr>
+            <w:r>
+              <w:rPr>
+                <w:rFonts w:ascii="Times New Roman" w:hAnsi="Times New Roman" w:cs="Times New Roman"/>
+                <w:sz w:val="32"/>
+                <w:szCs w:val="32"/>
+              </w:rPr>
+              <w:t>Giường đôi, Wifi, TV</w:t>
+            </w:r>
+          </w:p>
+        </w:tc>
+      </w:tr>
+      <w:tr>
+        <w:trPr>
+          <w:tblCellSpacing w:w="15" w:type="dxa"/>
+        </w:trPr>
+        <w:tc>
+          <w:tcPr>
+            <w:tcW w:w="0" w:type="auto"/>
+            <w:vAlign w:val="center"/>
+            <w:hideMark/>
+          </w:tcPr>
+          <w:p>
+            <w:pPr>
+              <w:jc w:val="left"/>
+              <w:rPr>
+                <w:rFonts w:ascii="Times New Roman" w:hAnsi="Times New Roman" w:cs="Times New Roman"/>
+                <w:sz w:val="32"/>
+                <w:szCs w:val="32"/>
+              </w:rPr>
+            </w:pPr>
+            <w:r>
+              <w:rPr>
+                <w:rFonts w:ascii="Times New Roman" w:hAnsi="Times New Roman" w:cs="Times New Roman"/>
+                <w:sz w:val="32"/>
+                <w:szCs w:val="32"/>
+              </w:rPr>
+              <w:t>Phòng Đôi</w:t>
+            </w:r>
+          </w:p>
+        </w:tc>
+        <w:tc>
+          <w:tcPr>
+            <w:tcW w:w="0" w:type="auto"/>
+            <w:vAlign w:val="center"/>
+            <w:hideMark/>
+          </w:tcPr>
+          <w:p>
+            <w:pPr>
+              <w:jc w:val="left"/>
+              <w:rPr>
+                <w:rFonts w:ascii="Times New Roman" w:hAnsi="Times New Roman" w:cs="Times New Roman"/>
+                <w:sz w:val="32"/>
+                <w:szCs w:val="32"/>
+              </w:rPr>
+            </w:pPr>
+            <w:r>
+              <w:rPr>
+                <w:rFonts w:ascii="Times New Roman" w:hAnsi="Times New Roman" w:cs="Times New Roman"/>
+                <w:sz w:val="32"/>
+                <w:szCs w:val="32"/>
+              </w:rPr>
+              <w:t>1,200,000</w:t>
+            </w:r>
+          </w:p>
+        </w:tc>
+        <w:tc>
+          <w:tcPr>
+            <w:tcW w:w="0" w:type="auto"/>
+            <w:vAlign w:val="center"/>
+            <w:hideMark/>
+          </w:tcPr>
+          <w:p>
+            <w:pPr>
+              <w:jc w:val="left"/>
+              <w:rPr>
+                <w:rFonts w:ascii="Times New Roman" w:hAnsi="Times New Roman" w:cs="Times New Roman"/>
+                <w:sz w:val="32"/>
+                <w:szCs w:val="32"/>
+              </w:rPr>
+            </w:pPr>
+            <w:r>
+              <w:rPr>
+                <w:rFonts w:ascii="Times New Roman" w:hAnsi="Times New Roman" w:cs="Times New Roman"/>
+                <w:sz w:val="32"/>
+                <w:szCs w:val="32"/>
+              </w:rPr>
+              <w:t>2</w:t>
+            </w:r>
+          </w:p>
+        </w:tc>
+        <w:tc>
+          <w:tcPr>
+            <w:tcW w:w="0" w:type="auto"/>
+            <w:vAlign w:val="center"/>
+            <w:hideMark/>
+          </w:tcPr>
+          <w:p>
+            <w:pPr>
+              <w:jc w:val="left"/>
+              <w:rPr>
+                <w:rFonts w:ascii="Times New Roman" w:hAnsi="Times New Roman" w:cs="Times New Roman"/>
+                <w:sz w:val="32"/>
+                <w:szCs w:val="32"/>
+              </w:rPr>
+            </w:pPr>
+            <w:r>
+              <w:rPr>
+                <w:rFonts w:ascii="Times New Roman" w:hAnsi="Times New Roman" w:cs="Times New Roman"/>
+                <w:sz w:val="32"/>
+                <w:szCs w:val="32"/>
+              </w:rPr>
+              <w:t>Giường đôi, Wifi, TV</w:t>
+            </w:r>
+          </w:p>
+        </w:tc>
+      </w:tr>
+      <w:tr>
+        <w:trPr>
+          <w:tblCellSpacing w:w="15" w:type="dxa"/>
+        </w:trPr>
+        <w:tc>
+          <w:tcPr>
+            <w:tcW w:w="0" w:type="auto"/>
+            <w:vAlign w:val="center"/>
+            <w:hideMark/>
+          </w:tcPr>
+          <w:p>
+            <w:pPr>
+              <w:jc w:val="left"/>
+              <w:rPr>
+                <w:rFonts w:ascii="Times New Roman" w:hAnsi="Times New Roman" w:cs="Times New Roman"/>
+                <w:sz w:val="32"/>
+                <w:szCs w:val="32"/>
+              </w:rPr>
+            </w:pPr>
+            <w:r>
+              <w:rPr>
+                <w:rFonts w:ascii="Times New Roman" w:hAnsi="Times New Roman" w:cs="Times New Roman"/>
+                <w:sz w:val="32"/>
+                <w:szCs w:val="32"/>
+              </w:rPr>
+              <w:t>Phòng Gia Đình</w:t>
+            </w:r>
+          </w:p>
+        </w:tc>
+        <w:tc>
+          <w:tcPr>
+            <w:tcW w:w="0" w:type="auto"/>
+            <w:vAlign w:val="center"/>
+            <w:hideMark/>
+          </w:tcPr>
+          <w:p>
+            <w:pPr>
+              <w:jc w:val="left"/>
+              <w:rPr>
+                <w:rFonts w:ascii="Times New Roman" w:hAnsi="Times New Roman" w:cs="Times New Roman"/>
+                <w:sz w:val="32"/>
+                <w:szCs w:val="32"/>
+              </w:rPr>
+            </w:pPr>
+            <w:r>
+              <w:rPr>
+                <w:rFonts w:ascii="Times New Roman" w:hAnsi="Times New Roman" w:cs="Times New Roman"/>
+                <w:sz w:val="32"/>
+                <w:szCs w:val="32"/>
+              </w:rPr>
+              <w:t>2,000,000</w:t>
+            </w:r>
+          </w:p>
+        </w:tc>
+        <w:tc>
+          <w:tcPr>
+            <w:tcW w:w="0" w:type="auto"/>
+            <w:vAlign w:val="center"/>
+            <w:hideMark/>
+          </w:tcPr>
+          <w:p>
+            <w:pPr>
+              <w:jc w:val="left"/>
+              <w:rPr>
+                <w:rFonts w:ascii="Times New Roman" w:hAnsi="Times New Roman" w:cs="Times New Roman"/>
+                <w:sz w:val="32"/>
+                <w:szCs w:val="32"/>
+              </w:rPr>
+            </w:pPr>
+            <w:r>
+              <w:rPr>
+                <w:rFonts w:ascii="Times New Roman" w:hAnsi="Times New Roman" w:cs="Times New Roman"/>
+                <w:sz w:val="32"/>
+                <w:szCs w:val="32"/>
+              </w:rPr>
+              <w:t>4</w:t>
+            </w:r>
+          </w:p>
+        </w:tc>
+        <w:tc>
+          <w:tcPr>
+            <w:tcW w:w="0" w:type="auto"/>
+            <w:vAlign w:val="center"/>
+            <w:hideMark/>
+          </w:tcPr>
+          <w:p>
+            <w:pPr>
+              <w:jc w:val="left"/>
+              <w:rPr>
+                <w:rFonts w:ascii="Times New Roman" w:hAnsi="Times New Roman" w:cs="Times New Roman"/>
+                <w:sz w:val="32"/>
+                <w:szCs w:val="32"/>
+              </w:rPr>
+            </w:pPr>
+            <w:r>
+              <w:rPr>
+                <w:rFonts w:ascii="Times New Roman" w:hAnsi="Times New Roman" w:cs="Times New Roman"/>
+                <w:sz w:val="32"/>
+                <w:szCs w:val="32"/>
+              </w:rPr>
+              <w:t>Giường đôi + Giường đơn, Wifi, TV, Phòng tắm riêng</w:t>
+            </w:r>
+          </w:p>
+        </w:tc>
+      </w:tr>
+      <w:tr>
+        <w:trPr>
+          <w:tblCellSpacing w:w="15" w:type="dxa"/>
+        </w:trPr>
+        <w:tc>
+          <w:tcPr>
+            <w:tcW w:w="0" w:type="auto"/>
+            <w:vAlign w:val="center"/>
+            <w:hideMark/>
+          </w:tcPr>
+          <w:p>
+            <w:pPr>
+              <w:jc w:val="left"/>
+              <w:rPr>
+                <w:rFonts w:ascii="Times New Roman" w:hAnsi="Times New Roman" w:cs="Times New Roman"/>
+                <w:sz w:val="32"/>
+                <w:szCs w:val="32"/>
+              </w:rPr>
+            </w:pPr>
+            <w:r>
+              <w:rPr>
+                <w:rFonts w:ascii="Times New Roman" w:hAnsi="Times New Roman" w:cs="Times New Roman"/>
+                <w:sz w:val="32"/>
+                <w:szCs w:val="32"/>
+              </w:rPr>
+              <w:t>Phòng Vip</w:t>
+            </w:r>
+          </w:p>
+        </w:tc>
+        <w:tc>
+          <w:tcPr>
+            <w:tcW w:w="0" w:type="auto"/>
+            <w:vAlign w:val="center"/>
+            <w:hideMark/>
+          </w:tcPr>
+          <w:p>
+            <w:pPr>
+              <w:jc w:val="left"/>
+              <w:rPr>
+                <w:rFonts w:ascii="Times New Roman" w:hAnsi="Times New Roman" w:cs="Times New Roman"/>
+                <w:sz w:val="32"/>
+                <w:szCs w:val="32"/>
+              </w:rPr>
+            </w:pPr>
+            <w:r>
+              <w:rPr>
+                <w:rFonts w:ascii="Times New Roman" w:hAnsi="Times New Roman" w:cs="Times New Roman"/>
+                <w:sz w:val="32"/>
+                <w:szCs w:val="32"/>
+              </w:rPr>
+              <w:t>2,500,000</w:t>
+            </w:r>
+          </w:p>
+        </w:tc>
+        <w:tc>
+          <w:tcPr>
+            <w:tcW w:w="0" w:type="auto"/>
+            <w:vAlign w:val="center"/>
+            <w:hideMark/>
+          </w:tcPr>
+          <w:p>
+            <w:pPr>
+              <w:jc w:val="left"/>
+              <w:rPr>
+                <w:rFonts w:ascii="Times New Roman" w:hAnsi="Times New Roman" w:cs="Times New Roman"/>
+                <w:sz w:val="32"/>
+                <w:szCs w:val="32"/>
+              </w:rPr>
+            </w:pPr>
+            <w:r>
+              <w:rPr>
+                <w:rFonts w:ascii="Times New Roman" w:hAnsi="Times New Roman" w:cs="Times New Roman"/>
+                <w:sz w:val="32"/>
+                <w:szCs w:val="32"/>
+              </w:rPr>
+              <w:t>2</w:t>
+            </w:r>
+          </w:p>
+        </w:tc>
+        <w:tc>
+          <w:tcPr>
+            <w:tcW w:w="0" w:type="auto"/>
+            <w:vAlign w:val="center"/>
+            <w:hideMark/>
+          </w:tcPr>
+          <w:p>
+            <w:pPr>
+              <w:jc w:val="left"/>
+              <w:rPr>
+                <w:rFonts w:ascii="Times New Roman" w:hAnsi="Times New Roman" w:cs="Times New Roman"/>
+                <w:sz w:val="32"/>
+                <w:szCs w:val="32"/>
+              </w:rPr>
+            </w:pPr>
+            <w:r>
+              <w:rPr>
+                <w:rFonts w:ascii="Times New Roman" w:hAnsi="Times New Roman" w:cs="Times New Roman"/>
+                <w:sz w:val="32"/>
+                <w:szCs w:val="32"/>
+              </w:rPr>
+              <w:t>Giường king, Jacuzzi, Wifi, TV, Minibar</w:t>
+            </w:r>
+          </w:p>
+        </w:tc>
+      </w:tr>
+    </w:tbl>
+    <w:p>
+      <w:pPr>
+        <w:jc w:val="left"/>
+        <w:rPr>
+          <w:rFonts w:ascii="Times New Roman" w:hAnsi="Times New Roman" w:cs="Times New Roman"/>
+          <w:sz w:val="32"/>
+          <w:szCs w:val="32"/>
+        </w:rPr>
+      </w:pPr>
+      <w:r>
+        <w:rPr>
+          <w:rFonts w:ascii="Times New Roman" w:hAnsi="Times New Roman" w:cs="Times New Roman"/>
+          <w:sz w:val="32"/>
+          <w:szCs w:val="32"/>
+        </w:rPr>
+        <w:pict w14:anchorId="7F2C12B5">
+          <v:rect id="_x0000_i1098" style="width:0;height:1.5pt" o:hralign="center" o:hrstd="t" o:hr="t" fillcolor="#a0a0a0" stroked="f"/>
+        </w:pict>
+      </w:r>
+    </w:p>
+    <w:p>
+      <w:pPr>
+        <w:jc w:val="left"/>
+        <w:rPr>
+          <w:rFonts w:ascii="Times New Roman" w:hAnsi="Times New Roman" w:cs="Times New Roman"/>
+          <w:b/>
+          <w:bCs/>
+          <w:sz w:val="32"/>
+          <w:szCs w:val="32"/>
+        </w:rPr>
+      </w:pPr>
+      <w:r>
+        <w:rPr>
+          <w:rFonts w:ascii="Times New Roman" w:hAnsi="Times New Roman" w:cs="Times New Roman"/>
+          <w:b/>
+          <w:bCs/>
+          <w:sz w:val="32"/>
+          <w:szCs w:val="32"/>
+        </w:rPr>
+        <w:t>Đánh Giá Của Khách Hàng</w:t>
+      </w:r>
+    </w:p>
+    <w:p>
+      <w:pPr>
+        <w:jc w:val="left"/>
+        <w:rPr>
+          <w:rFonts w:ascii="Times New Roman" w:hAnsi="Times New Roman" w:cs="Times New Roman"/>
+          <w:sz w:val="32"/>
+          <w:szCs w:val="32"/>
+        </w:rPr>
+      </w:pPr>
+      <w:r>
+        <w:rPr>
+          <w:rFonts w:ascii="Times New Roman" w:hAnsi="Times New Roman" w:cs="Times New Roman"/>
+          <w:i/>
+          <w:iCs/>
+          <w:sz w:val="32"/>
+          <w:szCs w:val="32"/>
+        </w:rPr>
+        <w:t xml:space="preserve">"Kỳ nghỉ của tôi tại </w:t>
+      </w:r>
+      <w:r>
+        <w:rPr>
+          <w:rFonts w:ascii="Times New Roman" w:hAnsi="Times New Roman" w:cs="Times New Roman"/>
+          <w:b/>
+          <w:bCs/>
+          <w:i/>
+          <w:iCs/>
+          <w:sz w:val="32"/>
+          <w:szCs w:val="32"/>
+        </w:rPr>
+        <w:t>VHomestay</w:t>
+      </w:r>
+      <w:r>
+        <w:rPr>
+          <w:rFonts w:ascii="Times New Roman" w:hAnsi="Times New Roman" w:cs="Times New Roman"/>
+          <w:i/>
+          <w:iCs/>
+          <w:sz w:val="32"/>
+          <w:szCs w:val="32"/>
+        </w:rPr>
+        <w:t xml:space="preserve"> thật sự tuyệt vời. Phòng đẹp, sạch sẽ và nhân viên rất nhiệt tình. Chắc chắn tôi sẽ quay lại!"</w:t>
+      </w:r>
+      <w:r>
+        <w:rPr>
+          <w:rFonts w:ascii="Times New Roman" w:hAnsi="Times New Roman" w:cs="Times New Roman"/>
+          <w:sz w:val="32"/>
+          <w:szCs w:val="32"/>
+        </w:rPr>
+        <w:t xml:space="preserve"> — </w:t>
+      </w:r>
+      <w:r>
+        <w:rPr>
+          <w:rFonts w:ascii="Times New Roman" w:hAnsi="Times New Roman" w:cs="Times New Roman"/>
+          <w:b/>
+          <w:bCs/>
+          <w:sz w:val="32"/>
+          <w:szCs w:val="32"/>
+        </w:rPr>
+        <w:t>Nguyễn Thị Lan</w:t>
+      </w:r>
+      <w:r>
+        <w:rPr>
+          <w:rFonts w:ascii="Times New Roman" w:hAnsi="Times New Roman" w:cs="Times New Roman"/>
+          <w:sz w:val="32"/>
+          <w:szCs w:val="32"/>
+        </w:rPr>
+        <w:t>, Khách hàng</w:t>
+      </w:r>
+    </w:p>
+    <w:p>
+      <w:pPr>
+        <w:jc w:val="left"/>
+        <w:rPr>
+          <w:rFonts w:ascii="Times New Roman" w:hAnsi="Times New Roman" w:cs="Times New Roman"/>
+          <w:sz w:val="32"/>
+          <w:szCs w:val="32"/>
+        </w:rPr>
+      </w:pPr>
+      <w:r>
+        <w:rPr>
+          <w:rFonts w:ascii="Times New Roman" w:hAnsi="Times New Roman" w:cs="Times New Roman"/>
+          <w:i/>
+          <w:iCs/>
+          <w:sz w:val="32"/>
+          <w:szCs w:val="32"/>
+        </w:rPr>
+        <w:t>"Mình thích không gian ở đây, gần gũi và rất thư giãn. Dịch vụ cũng rất tốt. Rất đáng để quay lại!"</w:t>
+      </w:r>
+      <w:r>
+        <w:rPr>
+          <w:rFonts w:ascii="Times New Roman" w:hAnsi="Times New Roman" w:cs="Times New Roman"/>
+          <w:sz w:val="32"/>
+          <w:szCs w:val="32"/>
+        </w:rPr>
+        <w:t xml:space="preserve"> — </w:t>
+      </w:r>
+      <w:r>
+        <w:rPr>
+          <w:rFonts w:ascii="Times New Roman" w:hAnsi="Times New Roman" w:cs="Times New Roman"/>
+          <w:b/>
+          <w:bCs/>
+          <w:sz w:val="32"/>
+          <w:szCs w:val="32"/>
+        </w:rPr>
+        <w:t>Lê Thanh Hương</w:t>
+      </w:r>
+      <w:r>
+        <w:rPr>
+          <w:rFonts w:ascii="Times New Roman" w:hAnsi="Times New Roman" w:cs="Times New Roman"/>
+          <w:sz w:val="32"/>
+          <w:szCs w:val="32"/>
+        </w:rPr>
+        <w:t>, Khách hàng</w:t>
+      </w:r>
+    </w:p>
+    <w:p>
+      <w:pPr>
+        <w:jc w:val="left"/>
+        <w:rPr>
+          <w:rFonts w:ascii="Times New Roman" w:hAnsi="Times New Roman" w:cs="Times New Roman"/>
+          <w:sz w:val="32"/>
+          <w:szCs w:val="32"/>
+        </w:rPr>
+      </w:pPr>
+      <w:r>
+        <w:rPr>
+          <w:rFonts w:ascii="Times New Roman" w:hAnsi="Times New Roman" w:cs="Times New Roman"/>
+          <w:sz w:val="32"/>
+          <w:szCs w:val="32"/>
+        </w:rPr>
+        <w:pict w14:anchorId="58D6B2B9">
+          <v:rect id="_x0000_i1099" style="width:0;height:1.5pt" o:hralign="center" o:hrstd="t" o:hr="t" fillcolor="#a0a0a0" stroked="f"/>
+        </w:pict>
+      </w:r>
+    </w:p>
+    <w:p>
+      <w:pPr>
+        <w:jc w:val="left"/>
+        <w:rPr>
+          <w:rFonts w:ascii="Times New Roman" w:hAnsi="Times New Roman" w:cs="Times New Roman"/>
+          <w:b/>
+          <w:bCs/>
+          <w:sz w:val="32"/>
+          <w:szCs w:val="32"/>
+        </w:rPr>
+      </w:pPr>
+      <w:r>
+        <w:rPr>
+          <w:rFonts w:ascii="Times New Roman" w:hAnsi="Times New Roman" w:cs="Times New Roman"/>
+          <w:b/>
+          <w:bCs/>
+          <w:sz w:val="32"/>
+          <w:szCs w:val="32"/>
+        </w:rPr>
+        <w:t>Liên Hệ với Chúng Tôi</w:t>
+      </w:r>
+    </w:p>
+    <w:p>
+      <w:pPr>
+        <w:jc w:val="left"/>
+        <w:rPr>
+          <w:rFonts w:ascii="Times New Roman" w:hAnsi="Times New Roman" w:cs="Times New Roman"/>
+          <w:sz w:val="32"/>
+          <w:szCs w:val="32"/>
+        </w:rPr>
+      </w:pPr>
+      <w:r>
+        <w:rPr>
+          <w:rFonts w:ascii="Times New Roman" w:hAnsi="Times New Roman" w:cs="Times New Roman"/>
+          <w:sz w:val="32"/>
+          <w:szCs w:val="32"/>
+        </w:rPr>
+        <w:t>Nếu bạn có bất kỳ câu hỏi nào, đừng ngần ngại liên hệ với chúng tôi. Đội ngũ của chúng tôi luôn sẵn sàng hỗ trợ bạn.</w:t>
+      </w:r>
+    </w:p>
+    <w:p>
+      <w:pPr>
+        <w:numPr>
+          <w:ilvl w:val="0"/>
+          <w:numId w:val="8"/>
+        </w:numPr>
+        <w:jc w:val="left"/>
+        <w:rPr>
+          <w:rFonts w:ascii="Times New Roman" w:hAnsi="Times New Roman" w:cs="Times New Roman"/>
+          <w:sz w:val="32"/>
+          <w:szCs w:val="32"/>
+        </w:rPr>
+      </w:pPr>
+      <w:r>
+        <w:rPr>
+          <w:rFonts w:ascii="Times New Roman" w:hAnsi="Times New Roman" w:cs="Times New Roman"/>
+          <w:b/>
+          <w:bCs/>
+          <w:sz w:val="32"/>
+          <w:szCs w:val="32"/>
+        </w:rPr>
+        <w:t>Email</w:t>
+      </w:r>
+      <w:r>
+        <w:rPr>
+          <w:rFonts w:ascii="Times New Roman" w:hAnsi="Times New Roman" w:cs="Times New Roman"/>
+          <w:sz w:val="32"/>
+          <w:szCs w:val="32"/>
+        </w:rPr>
+        <w:t>: info@vhomestay.com</w:t>
+      </w:r>
+    </w:p>
+    <w:p>
+      <w:pPr>
+        <w:numPr>
+          <w:ilvl w:val="0"/>
+          <w:numId w:val="8"/>
+        </w:numPr>
+        <w:jc w:val="left"/>
+        <w:rPr>
+          <w:rFonts w:ascii="Times New Roman" w:hAnsi="Times New Roman" w:cs="Times New Roman"/>
+          <w:sz w:val="32"/>
+          <w:szCs w:val="32"/>
+        </w:rPr>
+      </w:pPr>
+      <w:r>
+        <w:rPr>
+          <w:rFonts w:ascii="Times New Roman" w:hAnsi="Times New Roman" w:cs="Times New Roman"/>
+          <w:b/>
+          <w:bCs/>
+          <w:sz w:val="32"/>
+          <w:szCs w:val="32"/>
+        </w:rPr>
+        <w:t>Số điện thoại</w:t>
+      </w:r>
+      <w:r>
+        <w:rPr>
+          <w:rFonts w:ascii="Times New Roman" w:hAnsi="Times New Roman" w:cs="Times New Roman"/>
+          <w:sz w:val="32"/>
+          <w:szCs w:val="32"/>
+        </w:rPr>
+        <w:t>: 0123 456 789</w:t>
+      </w:r>
+    </w:p>
+    <w:p>
+      <w:pPr>
+        <w:numPr>
+          <w:ilvl w:val="0"/>
+          <w:numId w:val="8"/>
+        </w:numPr>
+        <w:jc w:val="left"/>
+        <w:rPr>
+          <w:rFonts w:ascii="Times New Roman" w:hAnsi="Times New Roman" w:cs="Times New Roman"/>
+          <w:sz w:val="32"/>
+          <w:szCs w:val="32"/>
+        </w:rPr>
+      </w:pPr>
+      <w:r>
+        <w:rPr>
+          <w:rFonts w:ascii="Times New Roman" w:hAnsi="Times New Roman" w:cs="Times New Roman"/>
+          <w:b/>
+          <w:bCs/>
+          <w:sz w:val="32"/>
+          <w:szCs w:val="32"/>
+        </w:rPr>
+        <w:t>Địa chỉ</w:t>
+      </w:r>
+      <w:r>
+        <w:rPr>
+          <w:rFonts w:ascii="Times New Roman" w:hAnsi="Times New Roman" w:cs="Times New Roman"/>
+          <w:sz w:val="32"/>
+          <w:szCs w:val="32"/>
+        </w:rPr>
+        <w:t>: 123 Đường X, Quận Y, Thành phố Z</w:t>
+      </w:r>
+    </w:p>
+    <w:p>
+      <w:pPr>
+        <w:jc w:val="left"/>
+        <w:rPr>
+          <w:rFonts w:ascii="Times New Roman" w:hAnsi="Times New Roman" w:cs="Times New Roman"/>
+          <w:sz w:val="32"/>
+          <w:szCs w:val="32"/>
+        </w:rPr>
+      </w:pPr>
+      <w:r>
+        <w:rPr>
+          <w:rFonts w:ascii="Times New Roman" w:hAnsi="Times New Roman" w:cs="Times New Roman"/>
+          <w:sz w:val="32"/>
+          <w:szCs w:val="32"/>
+        </w:rPr>
+        <w:pict w14:anchorId="3F933E8C">
+          <v:rect id="_x0000_i1100" style="width:0;height:1.5pt" o:hralign="center" o:hrstd="t" o:hr="t" fillcolor="#a0a0a0" stroked="f"/>
+        </w:pict>
+      </w:r>
+    </w:p>
+    <w:p>
+      <w:pPr>
+        <w:jc w:val="left"/>
+        <w:rPr>
+          <w:rFonts w:ascii="Times New Roman" w:hAnsi="Times New Roman" w:cs="Times New Roman"/>
+          <w:b/>
+          <w:bCs/>
+          <w:sz w:val="32"/>
+          <w:szCs w:val="32"/>
+        </w:rPr>
+      </w:pPr>
+      <w:r>
+        <w:rPr>
+          <w:rFonts w:ascii="Times New Roman" w:hAnsi="Times New Roman" w:cs="Times New Roman"/>
+          <w:b/>
+          <w:bCs/>
+          <w:sz w:val="32"/>
+          <w:szCs w:val="32"/>
+        </w:rPr>
+        <w:t>Đặt Phòng Ngay</w:t>
+      </w:r>
+    </w:p>
+    <w:p>
+      <w:pPr>
+        <w:jc w:val="left"/>
+        <w:rPr>
+          <w:rFonts w:ascii="Times New Roman" w:hAnsi="Times New Roman" w:cs="Times New Roman"/>
+          <w:sz w:val="32"/>
+          <w:szCs w:val="32"/>
+        </w:rPr>
+      </w:pPr>
+      <w:r>
+        <w:rPr>
+          <w:rFonts w:ascii="Times New Roman" w:hAnsi="Times New Roman" w:cs="Times New Roman"/>
+          <w:sz w:val="32"/>
+          <w:szCs w:val="32"/>
+        </w:rPr>
+        <w:lastRenderedPageBreak/>
+        <w:t xml:space="preserve">Hãy truy cập vào trang </w:t>
+      </w:r>
+      <w:r>
+        <w:rPr>
+          <w:rFonts w:ascii="Times New Roman" w:hAnsi="Times New Roman" w:cs="Times New Roman"/>
+          <w:b/>
+          <w:bCs/>
+          <w:sz w:val="32"/>
+          <w:szCs w:val="32"/>
+        </w:rPr>
+        <w:t>Đặt phòng</w:t>
+      </w:r>
+      <w:r>
+        <w:rPr>
+          <w:rFonts w:ascii="Times New Roman" w:hAnsi="Times New Roman" w:cs="Times New Roman"/>
+          <w:sz w:val="32"/>
+          <w:szCs w:val="32"/>
+        </w:rPr>
+        <w:t xml:space="preserve"> của chúng tôi để chọn phòng và lên kế hoạch cho kỳ nghỉ của bạn.</w:t>
+      </w:r>
+    </w:p>
+    <w:p>
+      <w:pPr>
+        <w:jc w:val="left"/>
+        <w:rPr>
+          <w:rFonts w:ascii="Times New Roman" w:hAnsi="Times New Roman" w:cs="Times New Roman"/>
+          <w:sz w:val="32"/>
+          <w:szCs w:val="32"/>
+        </w:rPr>
+      </w:pPr>
+      <w:r>
+        <w:rPr>
+          <w:rFonts w:ascii="Times New Roman" w:hAnsi="Times New Roman" w:cs="Times New Roman"/>
+          <w:sz w:val="32"/>
+          <w:szCs w:val="32"/>
+        </w:rPr>
+        <w:pict w14:anchorId="0ED34473">
+          <v:rect id="_x0000_i1101" style="width:0;height:1.5pt" o:hralign="center" o:hrstd="t" o:hr="t" fillcolor="#a0a0a0" stroked="f"/>
+        </w:pict>
+      </w:r>
+    </w:p>
+    <w:p>
+      <w:pPr>
+        <w:jc w:val="left"/>
+        <w:rPr>
+          <w:rFonts w:ascii="Times New Roman" w:hAnsi="Times New Roman" w:cs="Times New Roman"/>
+          <w:b/>
+          <w:bCs/>
+          <w:sz w:val="32"/>
+          <w:szCs w:val="32"/>
+        </w:rPr>
+      </w:pPr>
+      <w:r>
+        <w:rPr>
+          <w:rFonts w:ascii="Times New Roman" w:hAnsi="Times New Roman" w:cs="Times New Roman"/>
+          <w:b/>
+          <w:bCs/>
+          <w:sz w:val="32"/>
+          <w:szCs w:val="32"/>
+        </w:rPr>
+        <w:t>Tổng Kết:</w:t>
+      </w:r>
+    </w:p>
+    <w:p>
+      <w:pPr>
+        <w:jc w:val="left"/>
+        <w:rPr>
+          <w:rFonts w:ascii="Times New Roman" w:hAnsi="Times New Roman" w:cs="Times New Roman"/>
+          <w:sz w:val="32"/>
+          <w:szCs w:val="32"/>
+        </w:rPr>
+      </w:pPr>
+      <w:r>
+        <w:rPr>
+          <w:rFonts w:ascii="Times New Roman" w:hAnsi="Times New Roman" w:cs="Times New Roman"/>
+          <w:sz w:val="32"/>
+          <w:szCs w:val="32"/>
+        </w:rPr>
+        <w:t xml:space="preserve">Trang giới thiệu này cần truyền tải cảm giác </w:t>
+      </w:r>
+      <w:r>
+        <w:rPr>
+          <w:rFonts w:ascii="Times New Roman" w:hAnsi="Times New Roman" w:cs="Times New Roman"/>
+          <w:b/>
+          <w:bCs/>
+          <w:sz w:val="32"/>
+          <w:szCs w:val="32"/>
+        </w:rPr>
+        <w:t>ấm cúng, dễ chịu</w:t>
+      </w:r>
+      <w:r>
+        <w:rPr>
+          <w:rFonts w:ascii="Times New Roman" w:hAnsi="Times New Roman" w:cs="Times New Roman"/>
+          <w:sz w:val="32"/>
+          <w:szCs w:val="32"/>
+        </w:rPr>
+        <w:t xml:space="preserve">, đồng thời </w:t>
+      </w:r>
+      <w:r>
+        <w:rPr>
+          <w:rFonts w:ascii="Times New Roman" w:hAnsi="Times New Roman" w:cs="Times New Roman"/>
+          <w:b/>
+          <w:bCs/>
+          <w:sz w:val="32"/>
+          <w:szCs w:val="32"/>
+        </w:rPr>
+        <w:t>nổi bật</w:t>
+      </w:r>
+      <w:r>
+        <w:rPr>
+          <w:rFonts w:ascii="Times New Roman" w:hAnsi="Times New Roman" w:cs="Times New Roman"/>
+          <w:sz w:val="32"/>
+          <w:szCs w:val="32"/>
+        </w:rPr>
+        <w:t xml:space="preserve"> các tiện ích và </w:t>
+      </w:r>
+      <w:r>
+        <w:rPr>
+          <w:rFonts w:ascii="Times New Roman" w:hAnsi="Times New Roman" w:cs="Times New Roman"/>
+          <w:b/>
+          <w:bCs/>
+          <w:sz w:val="32"/>
+          <w:szCs w:val="32"/>
+        </w:rPr>
+        <w:t>dịch vụ</w:t>
+      </w:r>
+      <w:r>
+        <w:rPr>
+          <w:rFonts w:ascii="Times New Roman" w:hAnsi="Times New Roman" w:cs="Times New Roman"/>
+          <w:sz w:val="32"/>
+          <w:szCs w:val="32"/>
+        </w:rPr>
+        <w:t xml:space="preserve"> mà VHomestay cung cấp. Đồng thời, việc đưa ra các </w:t>
+      </w:r>
+      <w:r>
+        <w:rPr>
+          <w:rFonts w:ascii="Times New Roman" w:hAnsi="Times New Roman" w:cs="Times New Roman"/>
+          <w:b/>
+          <w:bCs/>
+          <w:sz w:val="32"/>
+          <w:szCs w:val="32"/>
+        </w:rPr>
+        <w:t>đánh giá của khách hàng</w:t>
+      </w:r>
+      <w:r>
+        <w:rPr>
+          <w:rFonts w:ascii="Times New Roman" w:hAnsi="Times New Roman" w:cs="Times New Roman"/>
+          <w:sz w:val="32"/>
+          <w:szCs w:val="32"/>
+        </w:rPr>
+        <w:t xml:space="preserve"> và </w:t>
+      </w:r>
+      <w:r>
+        <w:rPr>
+          <w:rFonts w:ascii="Times New Roman" w:hAnsi="Times New Roman" w:cs="Times New Roman"/>
+          <w:b/>
+          <w:bCs/>
+          <w:sz w:val="32"/>
+          <w:szCs w:val="32"/>
+        </w:rPr>
+        <w:t>liên hệ dễ dàng</w:t>
+      </w:r>
+      <w:r>
+        <w:rPr>
+          <w:rFonts w:ascii="Times New Roman" w:hAnsi="Times New Roman" w:cs="Times New Roman"/>
+          <w:sz w:val="32"/>
+          <w:szCs w:val="32"/>
+        </w:rPr>
+        <w:t xml:space="preserve"> sẽ giúp tạo sự tin tưởng và thu hút khách hàng tiềm năng.</w:t>
+      </w:r>
+    </w:p>
+    <w:p>
+      <w:pPr>
+        <w:jc w:val="left"/>
+        <w:rPr>
+          <w:rFonts w:ascii="Times New Roman" w:hAnsi="Times New Roman" w:cs="Times New Roman"/>
+          <w:sz w:val="32"/>
+          <w:szCs w:val="32"/>
+        </w:rPr>
+      </w:pPr>
     </w:p>
     <w:sectPr>
       <w:pgSz w:w="12240" w:h="15840"/>
@@ -304,6 +2264,304 @@
 <file path=word/numbering.xml><?xml version="1.0" encoding="utf-8"?>
 <w:numbering xmlns:wpc="http://schemas.microsoft.com/office/word/2010/wordprocessingCanvas" xmlns:cx="http://schemas.microsoft.com/office/drawing/2014/chartex" xmlns:cx1="http://schemas.microsoft.com/office/drawing/2015/9/8/chartex" xmlns:cx2="http://schemas.microsoft.com/office/drawing/2015/10/21/chartex" xmlns:cx3="http://schemas.microsoft.com/office/drawing/2016/5/9/chartex" xmlns:cx4="http://schemas.microsoft.com/office/drawing/2016/5/10/chartex" xmlns:cx5="http://schemas.microsoft.com/office/drawing/2016/5/11/chartex" xmlns:cx6="http://schemas.microsoft.com/office/drawing/2016/5/12/chartex" xmlns:cx7="http://schemas.microsoft.com/office/drawing/2016/5/13/chartex" xmlns:cx8="http://schemas.microsoft.com/office/drawing/2016/5/14/chartex" xmlns:mc="http://schemas.openxmlformats.org/markup-compatibility/2006" xmlns:aink="http://schemas.microsoft.com/office/drawing/2016/ink" xmlns:am3d="http://schemas.microsoft.com/office/drawing/2017/model3d" xmlns:o="urn:schemas-microsoft-com:office:office" xmlns:oel="http://schemas.microsoft.com/office/2019/extlst" xmlns:r="http://schemas.openxmlformats.org/officeDocument/2006/relationships" xmlns:m="http://schemas.openxmlformats.org/officeDocument/2006/math" xmlns:v="urn:schemas-microsoft-com:vml" xmlns:wp14="http://schemas.microsoft.com/office/word/2010/wordprocessingDrawing" xmlns:wp="http://schemas.openxmlformats.org/drawingml/2006/wordprocessingDrawing" xmlns:w10="urn:schemas-microsoft-com:office:word" xmlns:w="http://schemas.openxmlformats.org/wordprocessingml/2006/main" xmlns:w14="http://schemas.microsoft.com/office/word/2010/wordml" xmlns:w15="http://schemas.microsoft.com/office/word/2012/wordml" xmlns:w16cex="http://schemas.microsoft.com/office/word/2018/wordml/cex" xmlns:w16cid="http://schemas.microsoft.com/office/word/2016/wordml/cid" xmlns:w16="http://schemas.microsoft.com/office/word/2018/wordml" xmlns:w16du="http://schemas.microsoft.com/office/word/2023/wordml/word16du" xmlns:w16sdtdh="http://schemas.microsoft.com/office/word/2020/wordml/sdtdatahash" xmlns:w16sdtfl="http://schemas.microsoft.com/office/word/2024/wordml/sdtformatlock" xmlns:w16se="http://schemas.microsoft.com/office/word/2015/wordml/symex" xmlns:wpg="http://schemas.microsoft.com/office/word/2010/wordprocessingGroup" xmlns:wpi="http://schemas.microsoft.com/office/word/2010/wordprocessingInk" xmlns:wne="http://schemas.microsoft.com/office/word/2006/wordml" xmlns:wps="http://schemas.microsoft.com/office/word/2010/wordprocessingShape" mc:Ignorable="w14 w15 w16se w16cid w16 w16cex w16sdtdh w16sdtfl w16du wp14">
   <w:abstractNum w:abstractNumId="0" w15:restartNumberingAfterBreak="0">
+    <w:nsid w:val="1F4E3C71"/>
+    <w:multiLevelType w:val="multilevel"/>
+    <w:tmpl w:val="D35E7944"/>
+    <w:lvl w:ilvl="0">
+      <w:start w:val="1"/>
+      <w:numFmt w:val="bullet"/>
+      <w:lvlText w:val=""/>
+      <w:lvlJc w:val="left"/>
+      <w:pPr>
+        <w:tabs>
+          <w:tab w:val="num" w:pos="720"/>
+        </w:tabs>
+        <w:ind w:left="720" w:hanging="360"/>
+      </w:pPr>
+      <w:rPr>
+        <w:rFonts w:ascii="Symbol" w:hAnsi="Symbol" w:hint="default"/>
+        <w:sz w:val="20"/>
+      </w:rPr>
+    </w:lvl>
+    <w:lvl w:ilvl="1" w:tentative="1">
+      <w:start w:val="1"/>
+      <w:numFmt w:val="bullet"/>
+      <w:lvlText w:val="o"/>
+      <w:lvlJc w:val="left"/>
+      <w:pPr>
+        <w:tabs>
+          <w:tab w:val="num" w:pos="1440"/>
+        </w:tabs>
+        <w:ind w:left="1440" w:hanging="360"/>
+      </w:pPr>
+      <w:rPr>
+        <w:rFonts w:ascii="Courier New" w:hAnsi="Courier New" w:hint="default"/>
+        <w:sz w:val="20"/>
+      </w:rPr>
+    </w:lvl>
+    <w:lvl w:ilvl="2" w:tentative="1">
+      <w:start w:val="1"/>
+      <w:numFmt w:val="bullet"/>
+      <w:lvlText w:val=""/>
+      <w:lvlJc w:val="left"/>
+      <w:pPr>
+        <w:tabs>
+          <w:tab w:val="num" w:pos="2160"/>
+        </w:tabs>
+        <w:ind w:left="2160" w:hanging="360"/>
+      </w:pPr>
+      <w:rPr>
+        <w:rFonts w:ascii="Wingdings" w:hAnsi="Wingdings" w:hint="default"/>
+        <w:sz w:val="20"/>
+      </w:rPr>
+    </w:lvl>
+    <w:lvl w:ilvl="3" w:tentative="1">
+      <w:start w:val="1"/>
+      <w:numFmt w:val="bullet"/>
+      <w:lvlText w:val=""/>
+      <w:lvlJc w:val="left"/>
+      <w:pPr>
+        <w:tabs>
+          <w:tab w:val="num" w:pos="2880"/>
+        </w:tabs>
+        <w:ind w:left="2880" w:hanging="360"/>
+      </w:pPr>
+      <w:rPr>
+        <w:rFonts w:ascii="Wingdings" w:hAnsi="Wingdings" w:hint="default"/>
+        <w:sz w:val="20"/>
+      </w:rPr>
+    </w:lvl>
+    <w:lvl w:ilvl="4" w:tentative="1">
+      <w:start w:val="1"/>
+      <w:numFmt w:val="bullet"/>
+      <w:lvlText w:val=""/>
+      <w:lvlJc w:val="left"/>
+      <w:pPr>
+        <w:tabs>
+          <w:tab w:val="num" w:pos="3600"/>
+        </w:tabs>
+        <w:ind w:left="3600" w:hanging="360"/>
+      </w:pPr>
+      <w:rPr>
+        <w:rFonts w:ascii="Wingdings" w:hAnsi="Wingdings" w:hint="default"/>
+        <w:sz w:val="20"/>
+      </w:rPr>
+    </w:lvl>
+    <w:lvl w:ilvl="5" w:tentative="1">
+      <w:start w:val="1"/>
+      <w:numFmt w:val="bullet"/>
+      <w:lvlText w:val=""/>
+      <w:lvlJc w:val="left"/>
+      <w:pPr>
+        <w:tabs>
+          <w:tab w:val="num" w:pos="4320"/>
+        </w:tabs>
+        <w:ind w:left="4320" w:hanging="360"/>
+      </w:pPr>
+      <w:rPr>
+        <w:rFonts w:ascii="Wingdings" w:hAnsi="Wingdings" w:hint="default"/>
+        <w:sz w:val="20"/>
+      </w:rPr>
+    </w:lvl>
+    <w:lvl w:ilvl="6" w:tentative="1">
+      <w:start w:val="1"/>
+      <w:numFmt w:val="bullet"/>
+      <w:lvlText w:val=""/>
+      <w:lvlJc w:val="left"/>
+      <w:pPr>
+        <w:tabs>
+          <w:tab w:val="num" w:pos="5040"/>
+        </w:tabs>
+        <w:ind w:left="5040" w:hanging="360"/>
+      </w:pPr>
+      <w:rPr>
+        <w:rFonts w:ascii="Wingdings" w:hAnsi="Wingdings" w:hint="default"/>
+        <w:sz w:val="20"/>
+      </w:rPr>
+    </w:lvl>
+    <w:lvl w:ilvl="7" w:tentative="1">
+      <w:start w:val="1"/>
+      <w:numFmt w:val="bullet"/>
+      <w:lvlText w:val=""/>
+      <w:lvlJc w:val="left"/>
+      <w:pPr>
+        <w:tabs>
+          <w:tab w:val="num" w:pos="5760"/>
+        </w:tabs>
+        <w:ind w:left="5760" w:hanging="360"/>
+      </w:pPr>
+      <w:rPr>
+        <w:rFonts w:ascii="Wingdings" w:hAnsi="Wingdings" w:hint="default"/>
+        <w:sz w:val="20"/>
+      </w:rPr>
+    </w:lvl>
+    <w:lvl w:ilvl="8" w:tentative="1">
+      <w:start w:val="1"/>
+      <w:numFmt w:val="bullet"/>
+      <w:lvlText w:val=""/>
+      <w:lvlJc w:val="left"/>
+      <w:pPr>
+        <w:tabs>
+          <w:tab w:val="num" w:pos="6480"/>
+        </w:tabs>
+        <w:ind w:left="6480" w:hanging="360"/>
+      </w:pPr>
+      <w:rPr>
+        <w:rFonts w:ascii="Wingdings" w:hAnsi="Wingdings" w:hint="default"/>
+        <w:sz w:val="20"/>
+      </w:rPr>
+    </w:lvl>
+  </w:abstractNum>
+  <w:abstractNum w:abstractNumId="1" w15:restartNumberingAfterBreak="0">
+    <w:nsid w:val="23123550"/>
+    <w:multiLevelType w:val="multilevel"/>
+    <w:tmpl w:val="E41A77D0"/>
+    <w:lvl w:ilvl="0">
+      <w:start w:val="1"/>
+      <w:numFmt w:val="bullet"/>
+      <w:lvlText w:val=""/>
+      <w:lvlJc w:val="left"/>
+      <w:pPr>
+        <w:tabs>
+          <w:tab w:val="num" w:pos="720"/>
+        </w:tabs>
+        <w:ind w:left="720" w:hanging="360"/>
+      </w:pPr>
+      <w:rPr>
+        <w:rFonts w:ascii="Symbol" w:hAnsi="Symbol" w:hint="default"/>
+        <w:sz w:val="20"/>
+      </w:rPr>
+    </w:lvl>
+    <w:lvl w:ilvl="1" w:tentative="1">
+      <w:start w:val="1"/>
+      <w:numFmt w:val="bullet"/>
+      <w:lvlText w:val="o"/>
+      <w:lvlJc w:val="left"/>
+      <w:pPr>
+        <w:tabs>
+          <w:tab w:val="num" w:pos="1440"/>
+        </w:tabs>
+        <w:ind w:left="1440" w:hanging="360"/>
+      </w:pPr>
+      <w:rPr>
+        <w:rFonts w:ascii="Courier New" w:hAnsi="Courier New" w:hint="default"/>
+        <w:sz w:val="20"/>
+      </w:rPr>
+    </w:lvl>
+    <w:lvl w:ilvl="2" w:tentative="1">
+      <w:start w:val="1"/>
+      <w:numFmt w:val="bullet"/>
+      <w:lvlText w:val=""/>
+      <w:lvlJc w:val="left"/>
+      <w:pPr>
+        <w:tabs>
+          <w:tab w:val="num" w:pos="2160"/>
+        </w:tabs>
+        <w:ind w:left="2160" w:hanging="360"/>
+      </w:pPr>
+      <w:rPr>
+        <w:rFonts w:ascii="Wingdings" w:hAnsi="Wingdings" w:hint="default"/>
+        <w:sz w:val="20"/>
+      </w:rPr>
+    </w:lvl>
+    <w:lvl w:ilvl="3" w:tentative="1">
+      <w:start w:val="1"/>
+      <w:numFmt w:val="bullet"/>
+      <w:lvlText w:val=""/>
+      <w:lvlJc w:val="left"/>
+      <w:pPr>
+        <w:tabs>
+          <w:tab w:val="num" w:pos="2880"/>
+        </w:tabs>
+        <w:ind w:left="2880" w:hanging="360"/>
+      </w:pPr>
+      <w:rPr>
+        <w:rFonts w:ascii="Wingdings" w:hAnsi="Wingdings" w:hint="default"/>
+        <w:sz w:val="20"/>
+      </w:rPr>
+    </w:lvl>
+    <w:lvl w:ilvl="4" w:tentative="1">
+      <w:start w:val="1"/>
+      <w:numFmt w:val="bullet"/>
+      <w:lvlText w:val=""/>
+      <w:lvlJc w:val="left"/>
+      <w:pPr>
+        <w:tabs>
+          <w:tab w:val="num" w:pos="3600"/>
+        </w:tabs>
+        <w:ind w:left="3600" w:hanging="360"/>
+      </w:pPr>
+      <w:rPr>
+        <w:rFonts w:ascii="Wingdings" w:hAnsi="Wingdings" w:hint="default"/>
+        <w:sz w:val="20"/>
+      </w:rPr>
+    </w:lvl>
+    <w:lvl w:ilvl="5" w:tentative="1">
+      <w:start w:val="1"/>
+      <w:numFmt w:val="bullet"/>
+      <w:lvlText w:val=""/>
+      <w:lvlJc w:val="left"/>
+      <w:pPr>
+        <w:tabs>
+          <w:tab w:val="num" w:pos="4320"/>
+        </w:tabs>
+        <w:ind w:left="4320" w:hanging="360"/>
+      </w:pPr>
+      <w:rPr>
+        <w:rFonts w:ascii="Wingdings" w:hAnsi="Wingdings" w:hint="default"/>
+        <w:sz w:val="20"/>
+      </w:rPr>
+    </w:lvl>
+    <w:lvl w:ilvl="6" w:tentative="1">
+      <w:start w:val="1"/>
+      <w:numFmt w:val="bullet"/>
+      <w:lvlText w:val=""/>
+      <w:lvlJc w:val="left"/>
+      <w:pPr>
+        <w:tabs>
+          <w:tab w:val="num" w:pos="5040"/>
+        </w:tabs>
+        <w:ind w:left="5040" w:hanging="360"/>
+      </w:pPr>
+      <w:rPr>
+        <w:rFonts w:ascii="Wingdings" w:hAnsi="Wingdings" w:hint="default"/>
+        <w:sz w:val="20"/>
+      </w:rPr>
+    </w:lvl>
+    <w:lvl w:ilvl="7" w:tentative="1">
+      <w:start w:val="1"/>
+      <w:numFmt w:val="bullet"/>
+      <w:lvlText w:val=""/>
+      <w:lvlJc w:val="left"/>
+      <w:pPr>
+        <w:tabs>
+          <w:tab w:val="num" w:pos="5760"/>
+        </w:tabs>
+        <w:ind w:left="5760" w:hanging="360"/>
+      </w:pPr>
+      <w:rPr>
+        <w:rFonts w:ascii="Wingdings" w:hAnsi="Wingdings" w:hint="default"/>
+        <w:sz w:val="20"/>
+      </w:rPr>
+    </w:lvl>
+    <w:lvl w:ilvl="8" w:tentative="1">
+      <w:start w:val="1"/>
+      <w:numFmt w:val="bullet"/>
+      <w:lvlText w:val=""/>
+      <w:lvlJc w:val="left"/>
+      <w:pPr>
+        <w:tabs>
+          <w:tab w:val="num" w:pos="6480"/>
+        </w:tabs>
+        <w:ind w:left="6480" w:hanging="360"/>
+      </w:pPr>
+      <w:rPr>
+        <w:rFonts w:ascii="Wingdings" w:hAnsi="Wingdings" w:hint="default"/>
+        <w:sz w:val="20"/>
+      </w:rPr>
+    </w:lvl>
+  </w:abstractNum>
+  <w:abstractNum w:abstractNumId="2" w15:restartNumberingAfterBreak="0">
     <w:nsid w:val="2659607B"/>
     <w:multiLevelType w:val="hybridMultilevel"/>
     <w:tmpl w:val="2E8063FE"/>
@@ -416,7 +2674,156 @@
       </w:rPr>
     </w:lvl>
   </w:abstractNum>
-  <w:abstractNum w:abstractNumId="1" w15:restartNumberingAfterBreak="0">
+  <w:abstractNum w:abstractNumId="3" w15:restartNumberingAfterBreak="0">
+    <w:nsid w:val="38055F72"/>
+    <w:multiLevelType w:val="multilevel"/>
+    <w:tmpl w:val="EA9E5608"/>
+    <w:lvl w:ilvl="0">
+      <w:start w:val="1"/>
+      <w:numFmt w:val="bullet"/>
+      <w:lvlText w:val=""/>
+      <w:lvlJc w:val="left"/>
+      <w:pPr>
+        <w:tabs>
+          <w:tab w:val="num" w:pos="720"/>
+        </w:tabs>
+        <w:ind w:left="720" w:hanging="360"/>
+      </w:pPr>
+      <w:rPr>
+        <w:rFonts w:ascii="Symbol" w:hAnsi="Symbol" w:hint="default"/>
+        <w:sz w:val="20"/>
+      </w:rPr>
+    </w:lvl>
+    <w:lvl w:ilvl="1" w:tentative="1">
+      <w:start w:val="1"/>
+      <w:numFmt w:val="bullet"/>
+      <w:lvlText w:val="o"/>
+      <w:lvlJc w:val="left"/>
+      <w:pPr>
+        <w:tabs>
+          <w:tab w:val="num" w:pos="1440"/>
+        </w:tabs>
+        <w:ind w:left="1440" w:hanging="360"/>
+      </w:pPr>
+      <w:rPr>
+        <w:rFonts w:ascii="Courier New" w:hAnsi="Courier New" w:hint="default"/>
+        <w:sz w:val="20"/>
+      </w:rPr>
+    </w:lvl>
+    <w:lvl w:ilvl="2" w:tentative="1">
+      <w:start w:val="1"/>
+      <w:numFmt w:val="bullet"/>
+      <w:lvlText w:val=""/>
+      <w:lvlJc w:val="left"/>
+      <w:pPr>
+        <w:tabs>
+          <w:tab w:val="num" w:pos="2160"/>
+        </w:tabs>
+        <w:ind w:left="2160" w:hanging="360"/>
+      </w:pPr>
+      <w:rPr>
+        <w:rFonts w:ascii="Wingdings" w:hAnsi="Wingdings" w:hint="default"/>
+        <w:sz w:val="20"/>
+      </w:rPr>
+    </w:lvl>
+    <w:lvl w:ilvl="3" w:tentative="1">
+      <w:start w:val="1"/>
+      <w:numFmt w:val="bullet"/>
+      <w:lvlText w:val=""/>
+      <w:lvlJc w:val="left"/>
+      <w:pPr>
+        <w:tabs>
+          <w:tab w:val="num" w:pos="2880"/>
+        </w:tabs>
+        <w:ind w:left="2880" w:hanging="360"/>
+      </w:pPr>
+      <w:rPr>
+        <w:rFonts w:ascii="Wingdings" w:hAnsi="Wingdings" w:hint="default"/>
+        <w:sz w:val="20"/>
+      </w:rPr>
+    </w:lvl>
+    <w:lvl w:ilvl="4" w:tentative="1">
+      <w:start w:val="1"/>
+      <w:numFmt w:val="bullet"/>
+      <w:lvlText w:val=""/>
+      <w:lvlJc w:val="left"/>
+      <w:pPr>
+        <w:tabs>
+          <w:tab w:val="num" w:pos="3600"/>
+        </w:tabs>
+        <w:ind w:left="3600" w:hanging="360"/>
+      </w:pPr>
+      <w:rPr>
+        <w:rFonts w:ascii="Wingdings" w:hAnsi="Wingdings" w:hint="default"/>
+        <w:sz w:val="20"/>
+      </w:rPr>
+    </w:lvl>
+    <w:lvl w:ilvl="5" w:tentative="1">
+      <w:start w:val="1"/>
+      <w:numFmt w:val="bullet"/>
+      <w:lvlText w:val=""/>
+      <w:lvlJc w:val="left"/>
+      <w:pPr>
+        <w:tabs>
+          <w:tab w:val="num" w:pos="4320"/>
+        </w:tabs>
+        <w:ind w:left="4320" w:hanging="360"/>
+      </w:pPr>
+      <w:rPr>
+        <w:rFonts w:ascii="Wingdings" w:hAnsi="Wingdings" w:hint="default"/>
+        <w:sz w:val="20"/>
+      </w:rPr>
+    </w:lvl>
+    <w:lvl w:ilvl="6" w:tentative="1">
+      <w:start w:val="1"/>
+      <w:numFmt w:val="bullet"/>
+      <w:lvlText w:val=""/>
+      <w:lvlJc w:val="left"/>
+      <w:pPr>
+        <w:tabs>
+          <w:tab w:val="num" w:pos="5040"/>
+        </w:tabs>
+        <w:ind w:left="5040" w:hanging="360"/>
+      </w:pPr>
+      <w:rPr>
+        <w:rFonts w:ascii="Wingdings" w:hAnsi="Wingdings" w:hint="default"/>
+        <w:sz w:val="20"/>
+      </w:rPr>
+    </w:lvl>
+    <w:lvl w:ilvl="7" w:tentative="1">
+      <w:start w:val="1"/>
+      <w:numFmt w:val="bullet"/>
+      <w:lvlText w:val=""/>
+      <w:lvlJc w:val="left"/>
+      <w:pPr>
+        <w:tabs>
+          <w:tab w:val="num" w:pos="5760"/>
+        </w:tabs>
+        <w:ind w:left="5760" w:hanging="360"/>
+      </w:pPr>
+      <w:rPr>
+        <w:rFonts w:ascii="Wingdings" w:hAnsi="Wingdings" w:hint="default"/>
+        <w:sz w:val="20"/>
+      </w:rPr>
+    </w:lvl>
+    <w:lvl w:ilvl="8" w:tentative="1">
+      <w:start w:val="1"/>
+      <w:numFmt w:val="bullet"/>
+      <w:lvlText w:val=""/>
+      <w:lvlJc w:val="left"/>
+      <w:pPr>
+        <w:tabs>
+          <w:tab w:val="num" w:pos="6480"/>
+        </w:tabs>
+        <w:ind w:left="6480" w:hanging="360"/>
+      </w:pPr>
+      <w:rPr>
+        <w:rFonts w:ascii="Wingdings" w:hAnsi="Wingdings" w:hint="default"/>
+        <w:sz w:val="20"/>
+      </w:rPr>
+    </w:lvl>
+  </w:abstractNum>
+  <w:abstractNum w:abstractNumId="4" w15:restartNumberingAfterBreak="0">
     <w:nsid w:val="545051CE"/>
     <w:multiLevelType w:val="multilevel"/>
     <w:tmpl w:val="0C3E050C"/>
@@ -565,7 +2972,120 @@
       </w:rPr>
     </w:lvl>
   </w:abstractNum>
-  <w:abstractNum w:abstractNumId="2" w15:restartNumberingAfterBreak="0">
+  <w:abstractNum w:abstractNumId="5" w15:restartNumberingAfterBreak="0">
+    <w:nsid w:val="557F394F"/>
+    <w:multiLevelType w:val="multilevel"/>
+    <w:tmpl w:val="84D0C39C"/>
+    <w:lvl w:ilvl="0">
+      <w:start w:val="1"/>
+      <w:numFmt w:val="decimal"/>
+      <w:lvlText w:val="%1."/>
+      <w:lvlJc w:val="left"/>
+      <w:pPr>
+        <w:tabs>
+          <w:tab w:val="num" w:pos="720"/>
+        </w:tabs>
+        <w:ind w:left="720" w:hanging="360"/>
+      </w:pPr>
+    </w:lvl>
+    <w:lvl w:ilvl="1" w:tentative="1">
+      <w:start w:val="1"/>
+      <w:numFmt w:val="decimal"/>
+      <w:lvlText w:val="%2."/>
+      <w:lvlJc w:val="left"/>
+      <w:pPr>
+        <w:tabs>
+          <w:tab w:val="num" w:pos="1440"/>
+        </w:tabs>
+        <w:ind w:left="1440" w:hanging="360"/>
+      </w:pPr>
+    </w:lvl>
+    <w:lvl w:ilvl="2" w:tentative="1">
+      <w:start w:val="1"/>
+      <w:numFmt w:val="decimal"/>
+      <w:lvlText w:val="%3."/>
+      <w:lvlJc w:val="left"/>
+      <w:pPr>
+        <w:tabs>
+          <w:tab w:val="num" w:pos="2160"/>
+        </w:tabs>
+        <w:ind w:left="2160" w:hanging="360"/>
+      </w:pPr>
+    </w:lvl>
+    <w:lvl w:ilvl="3" w:tentative="1">
+      <w:start w:val="1"/>
+      <w:numFmt w:val="decimal"/>
+      <w:lvlText w:val="%4."/>
+      <w:lvlJc w:val="left"/>
+      <w:pPr>
+        <w:tabs>
+          <w:tab w:val="num" w:pos="2880"/>
+        </w:tabs>
+        <w:ind w:left="2880" w:hanging="360"/>
+      </w:pPr>
+    </w:lvl>
+    <w:lvl w:ilvl="4" w:tentative="1">
+      <w:start w:val="1"/>
+      <w:numFmt w:val="decimal"/>
+      <w:lvlText w:val="%5."/>
+      <w:lvlJc w:val="left"/>
+      <w:pPr>
+        <w:tabs>
+          <w:tab w:val="num" w:pos="3600"/>
+        </w:tabs>
+        <w:ind w:left="3600" w:hanging="360"/>
+      </w:pPr>
+    </w:lvl>
+    <w:lvl w:ilvl="5" w:tentative="1">
+      <w:start w:val="1"/>
+      <w:numFmt w:val="decimal"/>
+      <w:lvlText w:val="%6."/>
+      <w:lvlJc w:val="left"/>
+      <w:pPr>
+        <w:tabs>
+          <w:tab w:val="num" w:pos="4320"/>
+        </w:tabs>
+        <w:ind w:left="4320" w:hanging="360"/>
+      </w:pPr>
+    </w:lvl>
+    <w:lvl w:ilvl="6" w:tentative="1">
+      <w:start w:val="1"/>
+      <w:numFmt w:val="decimal"/>
+      <w:lvlText w:val="%7."/>
+      <w:lvlJc w:val="left"/>
+      <w:pPr>
+        <w:tabs>
+          <w:tab w:val="num" w:pos="5040"/>
+        </w:tabs>
+        <w:ind w:left="5040" w:hanging="360"/>
+      </w:pPr>
+    </w:lvl>
+    <w:lvl w:ilvl="7" w:tentative="1">
+      <w:start w:val="1"/>
+      <w:numFmt w:val="decimal"/>
+      <w:lvlText w:val="%8."/>
+      <w:lvlJc w:val="left"/>
+      <w:pPr>
+        <w:tabs>
+          <w:tab w:val="num" w:pos="5760"/>
+        </w:tabs>
+        <w:ind w:left="5760" w:hanging="360"/>
+      </w:pPr>
+    </w:lvl>
+    <w:lvl w:ilvl="8" w:tentative="1">
+      <w:start w:val="1"/>
+      <w:numFmt w:val="decimal"/>
+      <w:lvlText w:val="%9."/>
+      <w:lvlJc w:val="left"/>
+      <w:pPr>
+        <w:tabs>
+          <w:tab w:val="num" w:pos="6480"/>
+        </w:tabs>
+        <w:ind w:left="6480" w:hanging="360"/>
+      </w:pPr>
+    </w:lvl>
+  </w:abstractNum>
+  <w:abstractNum w:abstractNumId="6" w15:restartNumberingAfterBreak="0">
     <w:nsid w:val="70FA7AA6"/>
     <w:multiLevelType w:val="hybridMultilevel"/>
     <w:tmpl w:val="1282545C"/>
@@ -678,7 +3198,7 @@
       </w:rPr>
     </w:lvl>
   </w:abstractNum>
-  <w:abstractNum w:abstractNumId="3" w15:restartNumberingAfterBreak="0">
+  <w:abstractNum w:abstractNumId="7" w15:restartNumberingAfterBreak="0">
     <w:nsid w:val="77F41071"/>
     <w:multiLevelType w:val="hybridMultilevel"/>
     <w:tmpl w:val="0562EE38"/>
@@ -792,15 +3312,27 @@
     </w:lvl>
   </w:abstractNum>
   <w:num w:numId="1" w16cid:durableId="1312447790">
+    <w:abstractNumId w:val="6"/>
+  </w:num>
+  <w:num w:numId="2" w16cid:durableId="1931617138">
+    <w:abstractNumId w:val="7"/>
+  </w:num>
+  <w:num w:numId="3" w16cid:durableId="202329903">
+    <w:abstractNumId w:val="4"/>
+  </w:num>
+  <w:num w:numId="4" w16cid:durableId="753160848">
     <w:abstractNumId w:val="2"/>
   </w:num>
-  <w:num w:numId="2" w16cid:durableId="1931617138">
+  <w:num w:numId="5" w16cid:durableId="1854152072">
     <w:abstractNumId w:val="3"/>
   </w:num>
-  <w:num w:numId="3" w16cid:durableId="202329903">
+  <w:num w:numId="6" w16cid:durableId="1663850904">
     <w:abstractNumId w:val="1"/>
   </w:num>
-  <w:num w:numId="4" w16cid:durableId="753160848">
+  <w:num w:numId="7" w16cid:durableId="1623999394">
+    <w:abstractNumId w:val="5"/>
+  </w:num>
+  <w:num w:numId="8" w16cid:durableId="1612199312">
     <w:abstractNumId w:val="0"/>
   </w:num>
 </w:numbering>
